--- a/publication_paper_v4/ZSTP_V6_XLarge_Paper.docx
+++ b/publication_paper_v4/ZSTP_V6_XLarge_Paper.docx
@@ -466,6 +466,9 @@
     <w:p>
       <w:pPr>
         <w:spacing w:before="60" w:after="120"/>
+        <w:rPr>
+          <w:sz w:val="20"/>
+        </w:rPr>
       </w:pPr>
       <w:r>
         <w:rPr>
@@ -476,10 +479,61 @@
     </w:p>
     <w:p>
       <w:pPr>
+        <w:spacing w:before="60" w:after="120"/>
+        <w:rPr>
+          <w:sz w:val="20"/>
+        </w:rPr>
+      </w:pPr>
+    </w:p>
+    <w:p>
+      <w:pPr>
+        <w:spacing w:before="60" w:after="120"/>
+      </w:pPr>
+      <w:r>
+        <w:drawing>
+          <wp:inline distT="0" distB="0" distL="0" distR="0" wp14:anchorId="3A1F508A" wp14:editId="66EAC4D3">
+            <wp:extent cx="6188710" cy="4157980"/>
+            <wp:effectExtent l="0" t="0" r="0" b="0"/>
+            <wp:docPr id="408415802" name="Picture 1"/>
+            <wp:cNvGraphicFramePr>
+              <a:graphicFrameLocks xmlns:a="http://schemas.openxmlformats.org/drawingml/2006/main" noChangeAspect="1"/>
+            </wp:cNvGraphicFramePr>
+            <a:graphic xmlns:a="http://schemas.openxmlformats.org/drawingml/2006/main">
+              <a:graphicData uri="http://schemas.openxmlformats.org/drawingml/2006/picture">
+                <pic:pic xmlns:pic="http://schemas.openxmlformats.org/drawingml/2006/picture">
+                  <pic:nvPicPr>
+                    <pic:cNvPr id="408415802" name=""/>
+                    <pic:cNvPicPr/>
+                  </pic:nvPicPr>
+                  <pic:blipFill>
+                    <a:blip r:embed="rId6"/>
+                    <a:stretch>
+                      <a:fillRect/>
+                    </a:stretch>
+                  </pic:blipFill>
+                  <pic:spPr>
+                    <a:xfrm>
+                      <a:off x="0" y="0"/>
+                      <a:ext cx="6188710" cy="4157980"/>
+                    </a:xfrm>
+                    <a:prstGeom prst="rect">
+                      <a:avLst/>
+                    </a:prstGeom>
+                  </pic:spPr>
+                </pic:pic>
+              </a:graphicData>
+            </a:graphic>
+          </wp:inline>
+        </w:drawing>
+      </w:r>
+    </w:p>
+    <w:p>
+      <w:pPr>
         <w:pStyle w:val="Heading2"/>
         <w:spacing w:after="80"/>
       </w:pPr>
       <w:r>
+        <w:lastRenderedPageBreak/>
         <w:t>1.3 Contributions</w:t>
       </w:r>
     </w:p>
@@ -576,14 +630,7 @@
         <w:rPr>
           <w:sz w:val="20"/>
         </w:rPr>
-        <w:t xml:space="preserve">Prior honeypot-placement work falls into three lines, none of which combines optimality certification with joint identity/time/zone modeling. Game-theoretic deception models attacker–defender interaction as a Stackelberg or signaling equilibrium [8, 11, 23], capturing strategic interaction well but typically abstracting away the operational constraints (budgets, air-gaps, churn limits) that make a solution deployable, and rarely scaling to a joint type×zone×time×identity space. Reinforcement-learning deception [12] adapts honeypot engagement online but returns a learned policy rather than a certificate of optimality. Heuristic and greedy placement – highest-attack-probability-first, round-robin, random – is what is actually deployed in practice [3, 4, 25], and is our primary empirical comparison point (§7). Combinatorial optimization for network defense, including ILP-based sensor placement [20] and MaxSAT-based runtime enforcement of cyber-physical systems [19], establishes the </w:t>
-      </w:r>
-      <w:r>
-        <w:rPr>
-          <w:sz w:val="20"/>
-        </w:rPr>
-        <w:lastRenderedPageBreak/>
-        <w:t>general viability of exact methods in adjacent problems but has not, to our knowledge, been applied to joint type/zone/time/persona honeypot scheduling. Our attack-path and kill-chain framing draws on [1] and MITRE ATT&amp;CK [2]; our NP-hardness argument draws on the classical Weighted Maximum Coverage reduction [7]; our solving engine, RC2, is a core-guided weighted partial MaxSAT solver [6, 5].</w:t>
+        <w:t>Prior honeypot-placement work falls into three lines, none of which combines optimality certification with joint identity/time/zone modeling. Game-theoretic deception models attacker–defender interaction as a Stackelberg or signaling equilibrium [8, 11, 23], capturing strategic interaction well but typically abstracting away the operational constraints (budgets, air-gaps, churn limits) that make a solution deployable, and rarely scaling to a joint type×zone×time×identity space. Reinforcement-learning deception [12] adapts honeypot engagement online but returns a learned policy rather than a certificate of optimality. Heuristic and greedy placement – highest-attack-probability-first, round-robin, random – is what is actually deployed in practice [3, 4, 25], and is our primary empirical comparison point (§7). Combinatorial optimization for network defense, including ILP-based sensor placement [20] and MaxSAT-based runtime enforcement of cyber-physical systems [19], establishes the general viability of exact methods in adjacent problems but has not, to our knowledge, been applied to joint type/zone/time/persona honeypot scheduling. Our attack-path and kill-chain framing draws on [1] and MITRE ATT&amp;CK [2]; our NP-hardness argument draws on the classical Weighted Maximum Coverage reduction [7]; our solving engine, RC2, is a core-guided weighted partial MaxSAT solver [6, 5].</w:t>
       </w:r>
     </w:p>
     <w:p>
@@ -902,6 +949,9 @@
     <w:p>
       <w:pPr>
         <w:spacing w:after="120"/>
+        <w:rPr>
+          <w:sz w:val="20"/>
+        </w:rPr>
       </w:pPr>
       <w:r>
         <w:rPr>
@@ -920,7 +970,21 @@
         <w:rPr>
           <w:sz w:val="20"/>
         </w:rPr>
-        <w:t xml:space="preserve"> ∈ {0,1}: deploy type i in zone z at slot t as persona p. Persona is encoded as an index of x, not a separate variable family, so persona-conflict constraints are structurally identical to type-conflict constraints and every decision lives in one variable family. Derived variables track type-active state x</w:t>
+        <w:t xml:space="preserve"> ∈ {0,1}: deploy type i in zone z at slot t as persona p. Persona is encoded as an index of x, not a separate variable family, so persona-conflict constraints are structurally identical to type-conflict constraints and every decision lives in one variable family. Derived variables track type-</w:t>
+      </w:r>
+      <w:r>
+        <w:rPr>
+          <w:sz w:val="20"/>
+        </w:rPr>
+        <w:lastRenderedPageBreak/>
+        <w:t xml:space="preserve">active state </w:t>
+      </w:r>
+      <w:proofErr w:type="gramStart"/>
+      <w:r>
+        <w:rPr>
+          <w:sz w:val="20"/>
+        </w:rPr>
+        <w:t>x</w:t>
       </w:r>
       <w:r>
         <w:rPr>
@@ -929,69 +993,134 @@
         </w:rPr>
         <w:t>i,t</w:t>
       </w:r>
-      <w:r>
-        <w:rPr>
-          <w:sz w:val="20"/>
-        </w:rPr>
-        <w:t>, type/persona discovery flags u</w:t>
+      <w:proofErr w:type="gramEnd"/>
+      <w:r>
+        <w:rPr>
+          <w:sz w:val="20"/>
+        </w:rPr>
+        <w:t xml:space="preserve">, type/persona discovery flags </w:t>
+      </w:r>
+      <w:proofErr w:type="gramStart"/>
+      <w:r>
+        <w:rPr>
+          <w:sz w:val="20"/>
+        </w:rPr>
+        <w:t>u</w:t>
       </w:r>
       <w:r>
         <w:rPr>
           <w:sz w:val="16"/>
           <w:vertAlign w:val="subscript"/>
         </w:rPr>
-        <w:t>i,z,t</w:t>
-      </w:r>
-      <w:r>
-        <w:rPr>
-          <w:sz w:val="20"/>
-        </w:rPr>
-        <w:t xml:space="preserve"> and u</w:t>
-      </w:r>
+        <w:t>i,z</w:t>
+      </w:r>
+      <w:proofErr w:type="gramEnd"/>
       <w:r>
         <w:rPr>
           <w:sz w:val="16"/>
           <w:vertAlign w:val="subscript"/>
         </w:rPr>
-        <w:t>i,z,t,p</w:t>
-      </w:r>
-      <w:r>
-        <w:rPr>
-          <w:sz w:val="20"/>
-        </w:rPr>
-        <w:t>, per-asset detection c</w:t>
+        <w:t>,t</w:t>
+      </w:r>
+      <w:r>
+        <w:rPr>
+          <w:sz w:val="20"/>
+        </w:rPr>
+        <w:t xml:space="preserve"> and </w:t>
+      </w:r>
+      <w:proofErr w:type="gramStart"/>
+      <w:r>
+        <w:rPr>
+          <w:sz w:val="20"/>
+        </w:rPr>
+        <w:t>u</w:t>
       </w:r>
       <w:r>
         <w:rPr>
           <w:sz w:val="16"/>
           <w:vertAlign w:val="subscript"/>
         </w:rPr>
-        <w:t>j,a,t</w:t>
-      </w:r>
-      <w:r>
-        <w:rPr>
-          <w:sz w:val="20"/>
-        </w:rPr>
-        <w:t>, path-hop coverage p</w:t>
-      </w:r>
+        <w:t>i,z</w:t>
+      </w:r>
+      <w:proofErr w:type="gramEnd"/>
       <w:r>
         <w:rPr>
           <w:sz w:val="16"/>
           <w:vertAlign w:val="subscript"/>
         </w:rPr>
-        <w:t>π,h,t</w:t>
-      </w:r>
-      <w:r>
-        <w:rPr>
-          <w:sz w:val="20"/>
-        </w:rPr>
-        <w:t>, and early interception e</w:t>
-      </w:r>
+        <w:t>,</w:t>
+      </w:r>
+      <w:proofErr w:type="gramStart"/>
       <w:r>
         <w:rPr>
           <w:sz w:val="16"/>
           <w:vertAlign w:val="subscript"/>
         </w:rPr>
+        <w:t>t,p</w:t>
+      </w:r>
+      <w:proofErr w:type="gramEnd"/>
+      <w:r>
+        <w:rPr>
+          <w:sz w:val="20"/>
+        </w:rPr>
+        <w:t xml:space="preserve">, per-asset detection </w:t>
+      </w:r>
+      <w:proofErr w:type="gramStart"/>
+      <w:r>
+        <w:rPr>
+          <w:sz w:val="20"/>
+        </w:rPr>
+        <w:t>c</w:t>
+      </w:r>
+      <w:r>
+        <w:rPr>
+          <w:sz w:val="16"/>
+          <w:vertAlign w:val="subscript"/>
+        </w:rPr>
+        <w:t>j,a</w:t>
+      </w:r>
+      <w:proofErr w:type="gramEnd"/>
+      <w:r>
+        <w:rPr>
+          <w:sz w:val="16"/>
+          <w:vertAlign w:val="subscript"/>
+        </w:rPr>
+        <w:t>,t</w:t>
+      </w:r>
+      <w:r>
+        <w:rPr>
+          <w:sz w:val="20"/>
+        </w:rPr>
+        <w:t>, path-hop coverage p</w:t>
+      </w:r>
+      <w:proofErr w:type="gramStart"/>
+      <w:r>
+        <w:rPr>
+          <w:sz w:val="16"/>
+          <w:vertAlign w:val="subscript"/>
+        </w:rPr>
+        <w:t>π,h</w:t>
+      </w:r>
+      <w:proofErr w:type="gramEnd"/>
+      <w:r>
+        <w:rPr>
+          <w:sz w:val="16"/>
+          <w:vertAlign w:val="subscript"/>
+        </w:rPr>
+        <w:t>,t</w:t>
+      </w:r>
+      <w:r>
+        <w:rPr>
+          <w:sz w:val="20"/>
+        </w:rPr>
+        <w:t>, and early interception e</w:t>
+      </w:r>
+      <w:proofErr w:type="gramStart"/>
+      <w:r>
+        <w:rPr>
+          <w:sz w:val="16"/>
+          <w:vertAlign w:val="subscript"/>
+        </w:rPr>
         <w:t>π,t</w:t>
       </w:r>
       <w:r>
@@ -1000,9 +1129,60 @@
         </w:rPr>
         <w:t>.</w:t>
       </w:r>
+      <w:proofErr w:type="gramEnd"/>
     </w:p>
     <w:p>
       <w:pPr>
+        <w:spacing w:after="120"/>
+        <w:rPr>
+          <w:sz w:val="20"/>
+        </w:rPr>
+      </w:pPr>
+    </w:p>
+    <w:p>
+      <w:pPr>
+        <w:spacing w:after="120"/>
+      </w:pPr>
+      <w:r>
+        <w:drawing>
+          <wp:inline distT="0" distB="0" distL="0" distR="0" wp14:anchorId="05D6AC3D" wp14:editId="5DA1B560">
+            <wp:extent cx="6188710" cy="4612005"/>
+            <wp:effectExtent l="0" t="0" r="0" b="0"/>
+            <wp:docPr id="1698262849" name="Picture 1"/>
+            <wp:cNvGraphicFramePr>
+              <a:graphicFrameLocks xmlns:a="http://schemas.openxmlformats.org/drawingml/2006/main" noChangeAspect="1"/>
+            </wp:cNvGraphicFramePr>
+            <a:graphic xmlns:a="http://schemas.openxmlformats.org/drawingml/2006/main">
+              <a:graphicData uri="http://schemas.openxmlformats.org/drawingml/2006/picture">
+                <pic:pic xmlns:pic="http://schemas.openxmlformats.org/drawingml/2006/picture">
+                  <pic:nvPicPr>
+                    <pic:cNvPr id="1698262849" name=""/>
+                    <pic:cNvPicPr/>
+                  </pic:nvPicPr>
+                  <pic:blipFill>
+                    <a:blip r:embed="rId7"/>
+                    <a:stretch>
+                      <a:fillRect/>
+                    </a:stretch>
+                  </pic:blipFill>
+                  <pic:spPr>
+                    <a:xfrm>
+                      <a:off x="0" y="0"/>
+                      <a:ext cx="6188710" cy="4612005"/>
+                    </a:xfrm>
+                    <a:prstGeom prst="rect">
+                      <a:avLst/>
+                    </a:prstGeom>
+                  </pic:spPr>
+                </pic:pic>
+              </a:graphicData>
+            </a:graphic>
+          </wp:inline>
+        </w:drawing>
+      </w:r>
+    </w:p>
+    <w:p>
+      <w:pPr>
         <w:pStyle w:val="Heading2"/>
         <w:spacing w:after="80"/>
       </w:pPr>
@@ -1063,12 +1243,29 @@
     <w:p>
       <w:pPr>
         <w:spacing w:after="120"/>
-      </w:pPr>
-      <w:r>
-        <w:rPr>
-          <w:sz w:val="20"/>
-        </w:rPr>
-        <w:t>Every credit term derived from (2)–(4) is further multiplied by the persona prior q</w:t>
+        <w:rPr>
+          <w:sz w:val="20"/>
+        </w:rPr>
+      </w:pPr>
+      <w:r>
+        <w:rPr>
+          <w:sz w:val="20"/>
+        </w:rPr>
+        <w:t>Every credit term derived from (2)</w:t>
+      </w:r>
+      <w:proofErr w:type="gramStart"/>
+      <w:r>
+        <w:rPr>
+          <w:sz w:val="20"/>
+        </w:rPr>
+        <w:t>–(</w:t>
+      </w:r>
+      <w:proofErr w:type="gramEnd"/>
+      <w:r>
+        <w:rPr>
+          <w:sz w:val="20"/>
+        </w:rPr>
+        <w:t>4) is further multiplied by the persona prior q</w:t>
       </w:r>
       <w:r>
         <w:rPr>
@@ -1081,33 +1278,284 @@
         <w:rPr>
           <w:sz w:val="20"/>
         </w:rPr>
-        <w:t xml:space="preserve"> and gated by dual discovery guards (1−u</w:t>
+        <w:t xml:space="preserve"> and gated by dual discovery guards (1−</w:t>
+      </w:r>
+      <w:proofErr w:type="gramStart"/>
+      <w:r>
+        <w:rPr>
+          <w:sz w:val="20"/>
+        </w:rPr>
+        <w:t>u</w:t>
       </w:r>
       <w:r>
         <w:rPr>
           <w:sz w:val="16"/>
           <w:vertAlign w:val="subscript"/>
         </w:rPr>
-        <w:t>i,z,t</w:t>
-      </w:r>
-      <w:r>
-        <w:rPr>
-          <w:sz w:val="20"/>
-        </w:rPr>
-        <w:t>)(1−u</w:t>
-      </w:r>
+        <w:t>i,z</w:t>
+      </w:r>
+      <w:proofErr w:type="gramEnd"/>
       <w:r>
         <w:rPr>
           <w:sz w:val="16"/>
           <w:vertAlign w:val="subscript"/>
         </w:rPr>
-        <w:t>i,z,t,p</w:t>
-      </w:r>
+        <w:t>,</w:t>
+      </w:r>
+      <w:proofErr w:type="gramStart"/>
+      <w:r>
+        <w:rPr>
+          <w:sz w:val="16"/>
+          <w:vertAlign w:val="subscript"/>
+        </w:rPr>
+        <w:t>t</w:t>
+      </w:r>
+      <w:r>
+        <w:rPr>
+          <w:sz w:val="20"/>
+        </w:rPr>
+        <w:t>)(</w:t>
+      </w:r>
+      <w:proofErr w:type="gramEnd"/>
+      <w:r>
+        <w:rPr>
+          <w:sz w:val="20"/>
+        </w:rPr>
+        <w:t>1−</w:t>
+      </w:r>
+      <w:proofErr w:type="gramStart"/>
+      <w:r>
+        <w:rPr>
+          <w:sz w:val="20"/>
+        </w:rPr>
+        <w:t>u</w:t>
+      </w:r>
+      <w:r>
+        <w:rPr>
+          <w:sz w:val="16"/>
+          <w:vertAlign w:val="subscript"/>
+        </w:rPr>
+        <w:t>i,z</w:t>
+      </w:r>
+      <w:proofErr w:type="gramEnd"/>
+      <w:r>
+        <w:rPr>
+          <w:sz w:val="16"/>
+          <w:vertAlign w:val="subscript"/>
+        </w:rPr>
+        <w:t>,</w:t>
+      </w:r>
+      <w:proofErr w:type="gramStart"/>
+      <w:r>
+        <w:rPr>
+          <w:sz w:val="16"/>
+          <w:vertAlign w:val="subscript"/>
+        </w:rPr>
+        <w:t>t,p</w:t>
+      </w:r>
+      <w:proofErr w:type="gramEnd"/>
       <w:r>
         <w:rPr>
           <w:sz w:val="20"/>
         </w:rPr>
         <w:t>): credit is zero if either the type or the persona has been discovered.</w:t>
+      </w:r>
+    </w:p>
+    <w:p>
+      <w:pPr>
+        <w:spacing w:after="120"/>
+        <w:rPr>
+          <w:sz w:val="20"/>
+        </w:rPr>
+      </w:pPr>
+    </w:p>
+    <w:p>
+      <w:pPr>
+        <w:spacing w:after="120"/>
+        <w:rPr>
+          <w:sz w:val="20"/>
+        </w:rPr>
+      </w:pPr>
+      <w:r>
+        <w:rPr>
+          <w:sz w:val="20"/>
+        </w:rPr>
+        <w:lastRenderedPageBreak/>
+        <w:drawing>
+          <wp:inline distT="0" distB="0" distL="0" distR="0" wp14:anchorId="58B3F349" wp14:editId="3E767F9F">
+            <wp:extent cx="6188710" cy="2926080"/>
+            <wp:effectExtent l="0" t="0" r="0" b="0"/>
+            <wp:docPr id="122783176" name="Picture 1"/>
+            <wp:cNvGraphicFramePr>
+              <a:graphicFrameLocks xmlns:a="http://schemas.openxmlformats.org/drawingml/2006/main" noChangeAspect="1"/>
+            </wp:cNvGraphicFramePr>
+            <a:graphic xmlns:a="http://schemas.openxmlformats.org/drawingml/2006/main">
+              <a:graphicData uri="http://schemas.openxmlformats.org/drawingml/2006/picture">
+                <pic:pic xmlns:pic="http://schemas.openxmlformats.org/drawingml/2006/picture">
+                  <pic:nvPicPr>
+                    <pic:cNvPr id="122783176" name=""/>
+                    <pic:cNvPicPr/>
+                  </pic:nvPicPr>
+                  <pic:blipFill>
+                    <a:blip r:embed="rId8"/>
+                    <a:stretch>
+                      <a:fillRect/>
+                    </a:stretch>
+                  </pic:blipFill>
+                  <pic:spPr>
+                    <a:xfrm>
+                      <a:off x="0" y="0"/>
+                      <a:ext cx="6188710" cy="2926080"/>
+                    </a:xfrm>
+                    <a:prstGeom prst="rect">
+                      <a:avLst/>
+                    </a:prstGeom>
+                  </pic:spPr>
+                </pic:pic>
+              </a:graphicData>
+            </a:graphic>
+          </wp:inline>
+        </w:drawing>
+      </w:r>
+    </w:p>
+    <w:p>
+      <w:pPr>
+        <w:spacing w:after="120"/>
+        <w:rPr>
+          <w:sz w:val="20"/>
+        </w:rPr>
+      </w:pPr>
+    </w:p>
+    <w:p>
+      <w:pPr>
+        <w:spacing w:after="120"/>
+      </w:pPr>
+      <w:r>
+        <w:drawing>
+          <wp:inline distT="0" distB="0" distL="0" distR="0" wp14:anchorId="7296EB19" wp14:editId="6CCB61FF">
+            <wp:extent cx="6188710" cy="3400425"/>
+            <wp:effectExtent l="0" t="0" r="0" b="3175"/>
+            <wp:docPr id="910059341" name="Picture 1"/>
+            <wp:cNvGraphicFramePr>
+              <a:graphicFrameLocks xmlns:a="http://schemas.openxmlformats.org/drawingml/2006/main" noChangeAspect="1"/>
+            </wp:cNvGraphicFramePr>
+            <a:graphic xmlns:a="http://schemas.openxmlformats.org/drawingml/2006/main">
+              <a:graphicData uri="http://schemas.openxmlformats.org/drawingml/2006/picture">
+                <pic:pic xmlns:pic="http://schemas.openxmlformats.org/drawingml/2006/picture">
+                  <pic:nvPicPr>
+                    <pic:cNvPr id="910059341" name=""/>
+                    <pic:cNvPicPr/>
+                  </pic:nvPicPr>
+                  <pic:blipFill>
+                    <a:blip r:embed="rId9"/>
+                    <a:stretch>
+                      <a:fillRect/>
+                    </a:stretch>
+                  </pic:blipFill>
+                  <pic:spPr>
+                    <a:xfrm>
+                      <a:off x="0" y="0"/>
+                      <a:ext cx="6188710" cy="3400425"/>
+                    </a:xfrm>
+                    <a:prstGeom prst="rect">
+                      <a:avLst/>
+                    </a:prstGeom>
+                  </pic:spPr>
+                </pic:pic>
+              </a:graphicData>
+            </a:graphic>
+          </wp:inline>
+        </w:drawing>
+      </w:r>
+    </w:p>
+    <w:p>
+      <w:pPr>
+        <w:pStyle w:val="Heading2"/>
+        <w:spacing w:after="80"/>
+      </w:pPr>
+    </w:p>
+    <w:p>
+      <w:pPr>
+        <w:pStyle w:val="Heading2"/>
+        <w:spacing w:after="80"/>
+      </w:pPr>
+      <w:r>
+        <w:drawing>
+          <wp:inline distT="0" distB="0" distL="0" distR="0" wp14:anchorId="4981020E" wp14:editId="364F0441">
+            <wp:extent cx="6188710" cy="3395345"/>
+            <wp:effectExtent l="0" t="0" r="0" b="0"/>
+            <wp:docPr id="1870728873" name="Picture 1"/>
+            <wp:cNvGraphicFramePr>
+              <a:graphicFrameLocks xmlns:a="http://schemas.openxmlformats.org/drawingml/2006/main" noChangeAspect="1"/>
+            </wp:cNvGraphicFramePr>
+            <a:graphic xmlns:a="http://schemas.openxmlformats.org/drawingml/2006/main">
+              <a:graphicData uri="http://schemas.openxmlformats.org/drawingml/2006/picture">
+                <pic:pic xmlns:pic="http://schemas.openxmlformats.org/drawingml/2006/picture">
+                  <pic:nvPicPr>
+                    <pic:cNvPr id="1870728873" name=""/>
+                    <pic:cNvPicPr/>
+                  </pic:nvPicPr>
+                  <pic:blipFill>
+                    <a:blip r:embed="rId10"/>
+                    <a:stretch>
+                      <a:fillRect/>
+                    </a:stretch>
+                  </pic:blipFill>
+                  <pic:spPr>
+                    <a:xfrm>
+                      <a:off x="0" y="0"/>
+                      <a:ext cx="6188710" cy="3395345"/>
+                    </a:xfrm>
+                    <a:prstGeom prst="rect">
+                      <a:avLst/>
+                    </a:prstGeom>
+                  </pic:spPr>
+                </pic:pic>
+              </a:graphicData>
+            </a:graphic>
+          </wp:inline>
+        </w:drawing>
+      </w:r>
+    </w:p>
+    <w:p/>
+    <w:p>
+      <w:r>
+        <w:lastRenderedPageBreak/>
+        <w:drawing>
+          <wp:inline distT="0" distB="0" distL="0" distR="0" wp14:anchorId="5820C463" wp14:editId="7673597B">
+            <wp:extent cx="6188710" cy="5220970"/>
+            <wp:effectExtent l="0" t="0" r="0" b="0"/>
+            <wp:docPr id="1216865668" name="Picture 1"/>
+            <wp:cNvGraphicFramePr>
+              <a:graphicFrameLocks xmlns:a="http://schemas.openxmlformats.org/drawingml/2006/main" noChangeAspect="1"/>
+            </wp:cNvGraphicFramePr>
+            <a:graphic xmlns:a="http://schemas.openxmlformats.org/drawingml/2006/main">
+              <a:graphicData uri="http://schemas.openxmlformats.org/drawingml/2006/picture">
+                <pic:pic xmlns:pic="http://schemas.openxmlformats.org/drawingml/2006/picture">
+                  <pic:nvPicPr>
+                    <pic:cNvPr id="1216865668" name=""/>
+                    <pic:cNvPicPr/>
+                  </pic:nvPicPr>
+                  <pic:blipFill>
+                    <a:blip r:embed="rId11"/>
+                    <a:stretch>
+                      <a:fillRect/>
+                    </a:stretch>
+                  </pic:blipFill>
+                  <pic:spPr>
+                    <a:xfrm>
+                      <a:off x="0" y="0"/>
+                      <a:ext cx="6188710" cy="5220970"/>
+                    </a:xfrm>
+                    <a:prstGeom prst="rect">
+                      <a:avLst/>
+                    </a:prstGeom>
+                  </pic:spPr>
+                </pic:pic>
+              </a:graphicData>
+            </a:graphic>
+          </wp:inline>
+        </w:drawing>
       </w:r>
     </w:p>
     <w:p>
@@ -1448,7 +1896,6 @@
               <w:rPr>
                 <w:sz w:val="17"/>
               </w:rPr>
-              <w:lastRenderedPageBreak/>
               <w:t>C9</w:t>
             </w:r>
           </w:p>
@@ -1589,6 +2036,7 @@
               <w:rPr>
                 <w:sz w:val="17"/>
               </w:rPr>
+              <w:lastRenderedPageBreak/>
               <w:t>C14</w:t>
             </w:r>
           </w:p>
@@ -1726,6 +2174,9 @@
     <w:p>
       <w:pPr>
         <w:spacing w:after="120"/>
+        <w:rPr>
+          <w:sz w:val="20"/>
+        </w:rPr>
       </w:pPr>
       <w:r>
         <w:rPr>
@@ -1853,10 +2304,61 @@
     </w:p>
     <w:p>
       <w:pPr>
+        <w:spacing w:after="120"/>
+        <w:rPr>
+          <w:sz w:val="20"/>
+        </w:rPr>
+      </w:pPr>
+    </w:p>
+    <w:p>
+      <w:pPr>
+        <w:spacing w:after="120"/>
+      </w:pPr>
+      <w:r>
+        <w:drawing>
+          <wp:inline distT="0" distB="0" distL="0" distR="0" wp14:anchorId="4CDD66F2" wp14:editId="5A041776">
+            <wp:extent cx="6188710" cy="3498850"/>
+            <wp:effectExtent l="0" t="0" r="0" b="6350"/>
+            <wp:docPr id="1253374765" name="Picture 1"/>
+            <wp:cNvGraphicFramePr>
+              <a:graphicFrameLocks xmlns:a="http://schemas.openxmlformats.org/drawingml/2006/main" noChangeAspect="1"/>
+            </wp:cNvGraphicFramePr>
+            <a:graphic xmlns:a="http://schemas.openxmlformats.org/drawingml/2006/main">
+              <a:graphicData uri="http://schemas.openxmlformats.org/drawingml/2006/picture">
+                <pic:pic xmlns:pic="http://schemas.openxmlformats.org/drawingml/2006/picture">
+                  <pic:nvPicPr>
+                    <pic:cNvPr id="1253374765" name=""/>
+                    <pic:cNvPicPr/>
+                  </pic:nvPicPr>
+                  <pic:blipFill>
+                    <a:blip r:embed="rId12"/>
+                    <a:stretch>
+                      <a:fillRect/>
+                    </a:stretch>
+                  </pic:blipFill>
+                  <pic:spPr>
+                    <a:xfrm>
+                      <a:off x="0" y="0"/>
+                      <a:ext cx="6188710" cy="3498850"/>
+                    </a:xfrm>
+                    <a:prstGeom prst="rect">
+                      <a:avLst/>
+                    </a:prstGeom>
+                  </pic:spPr>
+                </pic:pic>
+              </a:graphicData>
+            </a:graphic>
+          </wp:inline>
+        </w:drawing>
+      </w:r>
+    </w:p>
+    <w:p>
+      <w:pPr>
         <w:pStyle w:val="Heading2"/>
         <w:spacing w:after="80"/>
       </w:pPr>
       <w:r>
+        <w:lastRenderedPageBreak/>
         <w:t>3.5 Threat-adaptive re-solving with LLM persona oracle</w:t>
       </w:r>
     </w:p>
@@ -2053,14 +2555,7 @@
         <w:rPr>
           <w:sz w:val="20"/>
         </w:rPr>
-        <w:t xml:space="preserve">), so it is automatically down-weighted when high-confidence structured STIX signals are present </w:t>
-      </w:r>
-      <w:r>
-        <w:rPr>
-          <w:sz w:val="20"/>
-        </w:rPr>
-        <w:lastRenderedPageBreak/>
-        <w:t>and up-weighted when only a low-confidence or absent structured signal is available. Setting c</w:t>
+        <w:t>), so it is automatically down-weighted when high-confidence structured STIX signals are present and up-weighted when only a low-confidence or absent structured signal is available. Setting c</w:t>
       </w:r>
       <w:r>
         <w:rPr>
@@ -2175,6 +2670,7 @@
         <w:spacing w:before="200" w:after="80"/>
       </w:pPr>
       <w:r>
+        <w:lastRenderedPageBreak/>
         <w:t>5 Bounded Attacker-Coverage: A Provable, Finite-Scenario Robustness Guarantee</w:t>
       </w:r>
     </w:p>
@@ -2365,14 +2861,7 @@
         <w:rPr>
           <w:sz w:val="20"/>
         </w:rPr>
-        <w:t xml:space="preserve">)-governed attacker connection trials, and STIX bundles generated from observed connection events </w:t>
-      </w:r>
-      <w:r>
-        <w:rPr>
-          <w:sz w:val="20"/>
-        </w:rPr>
-        <w:lastRenderedPageBreak/>
-        <w:t>rather than a fixed prior, all on a single host; (L3) full VM-level network emulation with real routed zones, iptables-enforced segmentation, and real attacker tooling (nmap, Metasploit), which we describe as the natural next fidelity step but do not report on here. All results in §7 are L2: real socket-level detections, real Bernoulli trials, and a live Algorithm 1 re-planning loop, not a synthetic replay of the analytical score.</w:t>
+        <w:t>)-governed attacker connection trials, and STIX bundles generated from observed connection events rather than a fixed prior, all on a single host; (L3) full VM-level network emulation with real routed zones, iptables-enforced segmentation, and real attacker tooling (nmap, Metasploit), which we describe as the natural next fidelity step but do not report on here. All results in §7 are L2: real socket-level detections, real Bernoulli trials, and a live Algorithm 1 re-planning loop, not a synthetic replay of the analytical score.</w:t>
       </w:r>
     </w:p>
     <w:p>
@@ -2437,9 +2926,68 @@
     <w:p>
       <w:pPr>
         <w:spacing w:before="60" w:after="120"/>
-      </w:pPr>
-      <w:r>
+        <w:rPr>
+          <w:sz w:val="20"/>
+        </w:rPr>
+      </w:pPr>
+      <w:r>
+        <w:rPr>
+          <w:noProof/>
+        </w:rPr>
         <w:lastRenderedPageBreak/>
+        <w:drawing>
+          <wp:inline distT="0" distB="0" distL="0" distR="0" wp14:anchorId="2FDDE899" wp14:editId="6F3112DD">
+            <wp:extent cx="5943600" cy="8775607"/>
+            <wp:effectExtent l="0" t="0" r="0" b="0"/>
+            <wp:docPr id="1689598214" name="Picture 1689598214"/>
+            <wp:cNvGraphicFramePr>
+              <a:graphicFrameLocks xmlns:a="http://schemas.openxmlformats.org/drawingml/2006/main" noChangeAspect="1"/>
+            </wp:cNvGraphicFramePr>
+            <a:graphic xmlns:a="http://schemas.openxmlformats.org/drawingml/2006/main">
+              <a:graphicData uri="http://schemas.openxmlformats.org/drawingml/2006/picture">
+                <pic:pic xmlns:pic="http://schemas.openxmlformats.org/drawingml/2006/picture">
+                  <pic:nvPicPr>
+                    <pic:cNvPr id="0" name="ZSTP_V6_XLarge_Figure1.png"/>
+                    <pic:cNvPicPr/>
+                  </pic:nvPicPr>
+                  <pic:blipFill>
+                    <a:blip r:embed="rId13"/>
+                    <a:stretch>
+                      <a:fillRect/>
+                    </a:stretch>
+                  </pic:blipFill>
+                  <pic:spPr>
+                    <a:xfrm>
+                      <a:off x="0" y="0"/>
+                      <a:ext cx="5943600" cy="8775607"/>
+                    </a:xfrm>
+                    <a:prstGeom prst="rect">
+                      <a:avLst/>
+                    </a:prstGeom>
+                  </pic:spPr>
+                </pic:pic>
+              </a:graphicData>
+            </a:graphic>
+          </wp:inline>
+        </w:drawing>
+      </w:r>
+    </w:p>
+    <w:p>
+      <w:pPr>
+        <w:spacing w:before="60" w:after="120"/>
+        <w:rPr>
+          <w:sz w:val="20"/>
+        </w:rPr>
+      </w:pPr>
+    </w:p>
+    <w:p>
+      <w:pPr>
+        <w:spacing w:before="60" w:after="120"/>
+      </w:pPr>
+      <w:r>
+        <w:rPr>
+          <w:noProof/>
+        </w:rPr>
         <w:drawing>
           <wp:inline distT="0" distB="0" distL="0" distR="0" wp14:anchorId="6188B53D" wp14:editId="325E6F8B">
             <wp:extent cx="6188710" cy="8312785"/>
@@ -2456,7 +3004,7 @@
                     <pic:cNvPicPr/>
                   </pic:nvPicPr>
                   <pic:blipFill>
-                    <a:blip r:embed="rId6"/>
+                    <a:blip r:embed="rId14"/>
                     <a:stretch>
                       <a:fillRect/>
                     </a:stretch>
@@ -2528,6 +3076,9 @@
         <w:spacing w:after="120"/>
       </w:pPr>
       <w:r>
+        <w:rPr>
+          <w:noProof/>
+        </w:rPr>
         <w:drawing>
           <wp:inline distT="0" distB="0" distL="0" distR="0" wp14:anchorId="6A316BF4" wp14:editId="21C7C11B">
             <wp:extent cx="6188710" cy="6253480"/>
@@ -2544,7 +3095,7 @@
                     <pic:cNvPicPr/>
                   </pic:nvPicPr>
                   <pic:blipFill>
-                    <a:blip r:embed="rId7"/>
+                    <a:blip r:embed="rId15"/>
                     <a:stretch>
                       <a:fillRect/>
                     </a:stretch>
@@ -2742,6 +3293,9 @@
         <w:spacing w:after="80"/>
       </w:pPr>
       <w:r>
+        <w:rPr>
+          <w:noProof/>
+        </w:rPr>
         <w:lastRenderedPageBreak/>
         <w:drawing>
           <wp:inline distT="0" distB="0" distL="0" distR="0" wp14:anchorId="60B080F5" wp14:editId="0C6DAE35">
@@ -2759,7 +3313,7 @@
                     <pic:cNvPicPr/>
                   </pic:nvPicPr>
                   <pic:blipFill>
-                    <a:blip r:embed="rId8"/>
+                    <a:blip r:embed="rId16"/>
                     <a:stretch>
                       <a:fillRect/>
                     </a:stretch>
@@ -2779,6 +3333,56 @@
           </wp:inline>
         </w:drawing>
       </w:r>
+    </w:p>
+    <w:p>
+      <w:pPr>
+        <w:pStyle w:val="Heading2"/>
+        <w:spacing w:after="80"/>
+      </w:pPr>
+      <w:r>
+        <w:lastRenderedPageBreak/>
+        <w:drawing>
+          <wp:inline distT="0" distB="0" distL="0" distR="0" wp14:anchorId="08828C37" wp14:editId="6E8BEC9E">
+            <wp:extent cx="6188710" cy="5311775"/>
+            <wp:effectExtent l="0" t="0" r="0" b="0"/>
+            <wp:docPr id="294139898" name="Picture 1"/>
+            <wp:cNvGraphicFramePr>
+              <a:graphicFrameLocks xmlns:a="http://schemas.openxmlformats.org/drawingml/2006/main" noChangeAspect="1"/>
+            </wp:cNvGraphicFramePr>
+            <a:graphic xmlns:a="http://schemas.openxmlformats.org/drawingml/2006/main">
+              <a:graphicData uri="http://schemas.openxmlformats.org/drawingml/2006/picture">
+                <pic:pic xmlns:pic="http://schemas.openxmlformats.org/drawingml/2006/picture">
+                  <pic:nvPicPr>
+                    <pic:cNvPr id="294139898" name=""/>
+                    <pic:cNvPicPr/>
+                  </pic:nvPicPr>
+                  <pic:blipFill>
+                    <a:blip r:embed="rId17"/>
+                    <a:stretch>
+                      <a:fillRect/>
+                    </a:stretch>
+                  </pic:blipFill>
+                  <pic:spPr>
+                    <a:xfrm>
+                      <a:off x="0" y="0"/>
+                      <a:ext cx="6188710" cy="5311775"/>
+                    </a:xfrm>
+                    <a:prstGeom prst="rect">
+                      <a:avLst/>
+                    </a:prstGeom>
+                  </pic:spPr>
+                </pic:pic>
+              </a:graphicData>
+            </a:graphic>
+          </wp:inline>
+        </w:drawing>
+      </w:r>
+    </w:p>
+    <w:p>
+      <w:pPr>
+        <w:pStyle w:val="Heading2"/>
+        <w:spacing w:after="80"/>
+      </w:pPr>
     </w:p>
     <w:p>
       <w:pPr>
@@ -2928,6 +3532,7 @@
                 <w:b/>
                 <w:sz w:val="17"/>
               </w:rPr>
+              <w:lastRenderedPageBreak/>
               <w:t>Path</w:t>
             </w:r>
           </w:p>
@@ -3413,6 +4018,9 @@
     <w:p>
       <w:pPr>
         <w:spacing w:after="100"/>
+        <w:rPr>
+          <w:sz w:val="20"/>
+        </w:rPr>
       </w:pPr>
       <w:r>
         <w:rPr>
@@ -3449,795 +4057,22 @@
     </w:p>
     <w:p>
       <w:pPr>
-        <w:pStyle w:val="Heading1"/>
-        <w:spacing w:before="200" w:after="80"/>
-      </w:pPr>
-      <w:r>
-        <w:t>8 Novel Contribution: Why This Is the Best in Class</w:t>
-      </w:r>
+        <w:spacing w:after="100"/>
+        <w:rPr>
+          <w:sz w:val="20"/>
+        </w:rPr>
+      </w:pPr>
     </w:p>
     <w:p>
       <w:pPr>
-        <w:pStyle w:val="Heading2"/>
-        <w:spacing w:after="80"/>
-      </w:pPr>
-      <w:r>
-        <w:t>8.1 The three equations that contain the whole paper</w:t>
-      </w:r>
-    </w:p>
-    <w:p>
-      <w:pPr>
         <w:spacing w:after="100"/>
       </w:pPr>
       <w:r>
-        <w:rPr>
-          <w:sz w:val="20"/>
-        </w:rPr>
-        <w:t>Three equations, read in order, summarise the entire intellectual content of this work. Each builds on the previous: the topology weight W flows into the objective Q, which flows into the worst-case floor r</w:t>
-      </w:r>
-      <w:r>
-        <w:rPr>
-          <w:sz w:val="16"/>
-          <w:vertAlign w:val="superscript"/>
-        </w:rPr>
-        <w:t>*</w:t>
-      </w:r>
-      <w:r>
-        <w:rPr>
-          <w:sz w:val="20"/>
-        </w:rPr>
-        <w:t>.</w:t>
-      </w:r>
-    </w:p>
-    <w:p>
-      <w:pPr>
-        <w:spacing w:after="60"/>
-        <w:jc w:val="center"/>
-      </w:pPr>
-      <w:r>
-        <w:rPr>
-          <w:i/>
-          <w:sz w:val="20"/>
-        </w:rPr>
-        <w:t>Wj,a = ẅj,a(1 + σj)     [eqs. 2–4: topology + stealth weight]</w:t>
-      </w:r>
-    </w:p>
-    <w:p>
-      <w:pPr>
-        <w:spacing w:after="60"/>
-        <w:jc w:val="center"/>
-      </w:pPr>
-      <w:r>
-        <w:rPr>
-          <w:i/>
-          <w:sz w:val="20"/>
-        </w:rPr>
-        <w:t>Q(x) = Σl Σc wl · sat(c) × qp · D     [objective eqs. 6–11: all-path credit]</w:t>
-      </w:r>
-    </w:p>
-    <w:p>
-      <w:pPr>
-        <w:spacing w:after="60"/>
-        <w:jc w:val="center"/>
-      </w:pPr>
-      <w:r>
-        <w:rPr>
-          <w:i/>
-          <w:sz w:val="20"/>
-        </w:rPr>
-        <w:t>r*(x) = minθ∈Θ Qθ(x)     [worst-case floor]</w:t>
-      </w:r>
-    </w:p>
-    <w:p>
-      <w:pPr>
-        <w:spacing w:after="120"/>
-      </w:pPr>
-      <w:r>
-        <w:rPr>
-          <w:sz w:val="20"/>
-        </w:rPr>
-        <w:t>Equation (2)–(4) explains why one trap is worth 2.06× more than greedy believes when it sits on a shared zone-hop. Q(x) sums that credit across all paths, all slots, all personas, with the 1000×/100×/10×/1× weight hierarchy making prevention strictly dominate forensics. r</w:t>
-      </w:r>
-      <w:r>
-        <w:rPr>
-          <w:sz w:val="16"/>
-          <w:vertAlign w:val="superscript"/>
-        </w:rPr>
-        <w:t>*</w:t>
-      </w:r>
-      <w:r>
-        <w:rPr>
-          <w:sz w:val="20"/>
-        </w:rPr>
-        <w:t xml:space="preserve"> takes the minimum over attacker scenarios – because a rational adversary always selects their best response, forcing the minimum to be the realized outcome. RC2 maximises r</w:t>
-      </w:r>
-      <w:r>
-        <w:rPr>
-          <w:sz w:val="16"/>
-          <w:vertAlign w:val="superscript"/>
-        </w:rPr>
-        <w:t>*</w:t>
-      </w:r>
-      <w:r>
-        <w:rPr>
-          <w:sz w:val="20"/>
-        </w:rPr>
-        <w:t>. That is the dissertation in one line.</w:t>
-      </w:r>
-    </w:p>
-    <w:p>
-      <w:pPr>
-        <w:pStyle w:val="Heading2"/>
-        <w:spacing w:after="80"/>
-      </w:pPr>
-      <w:r>
-        <w:t>8.2 The force-multiplier: why one fake safe catches three thieves</w:t>
-      </w:r>
-    </w:p>
-    <w:p>
-      <w:pPr>
-        <w:spacing w:after="100"/>
-      </w:pPr>
-      <w:r>
-        <w:rPr>
-          <w:sz w:val="20"/>
-        </w:rPr>
-        <w:t>The single most important structural property of the formulation is that one deployment decision simultaneously satisfies soft clauses across every attack path that shares its hop (Table 4, §7). Formally, the effective force multiplier for a deployment at hop h of zone z is:</w:t>
-      </w:r>
-    </w:p>
-    <w:p>
-      <w:pPr>
-        <w:spacing w:after="80"/>
-        <w:jc w:val="center"/>
-      </w:pPr>
-      <w:r>
-        <w:rPr>
-          <w:i/>
-          <w:sz w:val="20"/>
-        </w:rPr>
-        <w:t>FM</w:t>
-      </w:r>
-      <w:r>
-        <w:rPr>
-          <w:sz w:val="16"/>
-          <w:vertAlign w:val="subscript"/>
-        </w:rPr>
-        <w:t>eff</w:t>
-      </w:r>
-      <w:r>
-        <w:rPr>
-          <w:i/>
-          <w:sz w:val="20"/>
-        </w:rPr>
-        <w:t>(z,h) = (0.700 + 0.330 + 0.415) / 0.700 = 1.445 / 0.700 ≈ 2.06×     (15)</w:t>
-      </w:r>
-    </w:p>
-    <w:p>
-      <w:pPr>
-        <w:spacing w:after="100"/>
-      </w:pPr>
-      <w:r>
-        <w:rPr>
-          <w:sz w:val="20"/>
-        </w:rPr>
-        <w:t>For a db_trap in the Internal zone at q</w:t>
-      </w:r>
-      <w:r>
-        <w:rPr>
-          <w:sz w:val="16"/>
-          <w:vertAlign w:val="subscript"/>
-        </w:rPr>
-        <w:t>p</w:t>
-      </w:r>
-      <w:r>
-        <w:rPr>
-          <w:sz w:val="20"/>
-        </w:rPr>
-        <w:t>=0.40: three concurrent paths (web→db, OT infiltration, brute-force→AD) all pass through the Internal hop and yield total credit 0.700+0.330+0.415=1.445 versus 0.700 for a greedy solver that sees only the highest-ρ path – a 2.06× force multiplier, matching the theoretical ≈2.1×. The ratio is preserved, not created, by the persona prior: after a STIX-driven shift to q</w:t>
-      </w:r>
-      <w:r>
-        <w:rPr>
-          <w:sz w:val="16"/>
-          <w:vertAlign w:val="subscript"/>
-        </w:rPr>
-        <w:t>p</w:t>
-      </w:r>
-      <w:r>
-        <w:rPr>
-          <w:sz w:val="20"/>
-        </w:rPr>
-        <w:t>(Finance_DB)=0.40, absolute credit rises by 53% while the FM ratio holds, confirming the multiplier is a property of the WCNF topology, not the weight layer. Across all deployed types at XLarge scale, FM-avg=2.01× and FM-max=2.54×.</w:t>
-      </w:r>
-    </w:p>
-    <w:p>
-      <w:pPr>
-        <w:pStyle w:val="Heading2"/>
-        <w:spacing w:after="80"/>
-      </w:pPr>
-      <w:r>
-        <w:lastRenderedPageBreak/>
-        <w:t>8.3 Why r*, not average Q</w:t>
-      </w:r>
-    </w:p>
-    <w:p>
-      <w:pPr>
-        <w:spacing w:after="100"/>
-      </w:pPr>
-      <w:r>
-        <w:rPr>
-          <w:sz w:val="20"/>
-        </w:rPr>
-        <w:t>r</w:t>
-      </w:r>
-      <w:r>
-        <w:rPr>
-          <w:sz w:val="16"/>
-          <w:vertAlign w:val="superscript"/>
-        </w:rPr>
-        <w:t>*</w:t>
-      </w:r>
-      <w:r>
-        <w:rPr>
-          <w:sz w:val="20"/>
-        </w:rPr>
-        <w:t>(x) = min</w:t>
-      </w:r>
-      <w:r>
-        <w:rPr>
-          <w:sz w:val="16"/>
-          <w:vertAlign w:val="subscript"/>
-        </w:rPr>
-        <w:t>θ∈Θ</w:t>
-      </w:r>
-      <w:r>
-        <w:rPr>
-          <w:sz w:val="20"/>
-        </w:rPr>
-        <w:t xml:space="preserve"> Q</w:t>
-      </w:r>
-      <w:r>
-        <w:rPr>
-          <w:sz w:val="16"/>
-          <w:vertAlign w:val="subscript"/>
-        </w:rPr>
-        <w:t>θ</w:t>
-      </w:r>
-      <w:r>
-        <w:rPr>
-          <w:sz w:val="20"/>
-        </w:rPr>
-        <w:t>(x) is the game-theoretically correct objective. The adversary is not random: given your fixed schedule, a rational attacker evaluates Q</w:t>
-      </w:r>
-      <w:r>
-        <w:rPr>
-          <w:sz w:val="16"/>
-          <w:vertAlign w:val="subscript"/>
-        </w:rPr>
-        <w:t>θ</w:t>
-      </w:r>
-      <w:r>
-        <w:rPr>
-          <w:sz w:val="20"/>
-        </w:rPr>
-        <w:t>(x) for every θ ∈ Θ and plays whichever minimises your score. At θ</w:t>
-      </w:r>
-      <w:r>
-        <w:rPr>
-          <w:sz w:val="16"/>
-          <w:vertAlign w:val="subscript"/>
-        </w:rPr>
-        <w:t>burst</w:t>
-      </w:r>
-      <w:r>
-        <w:rPr>
-          <w:sz w:val="20"/>
-        </w:rPr>
-        <w:t xml:space="preserve"> (ρ=0.85), τ</w:t>
-      </w:r>
-      <w:r>
-        <w:rPr>
-          <w:sz w:val="16"/>
-          <w:vertAlign w:val="subscript"/>
-        </w:rPr>
-        <w:t>d</w:t>
-      </w:r>
-      <w:r>
-        <w:rPr>
-          <w:sz w:val="20"/>
-        </w:rPr>
-        <w:t xml:space="preserve"> = max(1, 0.45) = 1: every honeypot burns after one slot. Dual discovery guards zero L4 and L3 credit everywhere. Only L2-tech and L2-fam survive, because they require only one interaction to register. This structural collapse means: (a) technique breadth becomes the only lever that moves r</w:t>
-      </w:r>
-      <w:r>
-        <w:rPr>
-          <w:sz w:val="16"/>
-          <w:vertAlign w:val="superscript"/>
-        </w:rPr>
-        <w:t>*</w:t>
-      </w:r>
-      <w:r>
-        <w:rPr>
-          <w:sz w:val="20"/>
-        </w:rPr>
-        <w:t xml:space="preserve"> under worst-case threat – which is precisely why RC2’s all-18-technique coverage is the decisive metric at θ</w:t>
-      </w:r>
-      <w:r>
-        <w:rPr>
-          <w:sz w:val="16"/>
-          <w:vertAlign w:val="subscript"/>
-        </w:rPr>
-        <w:t>burst</w:t>
-      </w:r>
-      <w:r>
-        <w:rPr>
-          <w:sz w:val="20"/>
-        </w:rPr>
-        <w:t>; and (b) a schedule optimised for Q-med alone (245,868) will score near zero against the burst attacker – the adversary simply picks the latter. r</w:t>
-      </w:r>
-      <w:r>
-        <w:rPr>
-          <w:sz w:val="16"/>
-          <w:vertAlign w:val="superscript"/>
-        </w:rPr>
-        <w:t>*</w:t>
-      </w:r>
-      <w:r>
-        <w:rPr>
-          <w:sz w:val="20"/>
-        </w:rPr>
-        <w:t xml:space="preserve"> is the mathematically correct primary objective under this model.</w:t>
-      </w:r>
-    </w:p>
-    <w:p>
-      <w:pPr>
-        <w:pStyle w:val="Heading2"/>
-        <w:spacing w:after="80"/>
-      </w:pPr>
-      <w:r>
-        <w:t>8.4 The conjunction no prior work achieves</w:t>
-      </w:r>
-    </w:p>
-    <w:p>
-      <w:pPr>
-        <w:spacing w:after="100"/>
-      </w:pPr>
-      <w:r>
-        <w:rPr>
-          <w:sz w:val="20"/>
-        </w:rPr>
-        <w:t>The contribution is not “RC2 beats greedy on every metric.” It is the conjunction of six properties, no subset of which any prior published method achieves simultaneously – verified against ten baselines spanning every design dimension:</w:t>
-      </w:r>
-    </w:p>
-    <w:p>
-      <w:pPr>
-        <w:spacing w:after="80"/>
-        <w:ind w:left="283"/>
-      </w:pPr>
-      <w:r>
-        <w:rPr>
-          <w:b/>
-          <w:sz w:val="20"/>
-        </w:rPr>
-        <w:t xml:space="preserve">D1 </w:t>
-      </w:r>
-      <w:r>
-        <w:rPr>
-          <w:sz w:val="20"/>
-        </w:rPr>
-        <w:t>Multi-zone with air-gap enforcement. Zone is a first-class primary index of x. Single-Zone baseline proves this is load-bearing: removing D1 makes C10=0%.</w:t>
-      </w:r>
-    </w:p>
-    <w:p>
-      <w:pPr>
-        <w:spacing w:after="80"/>
-        <w:ind w:left="283"/>
-      </w:pPr>
-      <w:r>
-        <w:rPr>
-          <w:b/>
-          <w:sz w:val="20"/>
-        </w:rPr>
-        <w:t xml:space="preserve">D2 </w:t>
-      </w:r>
-      <w:r>
-        <w:rPr>
-          <w:sz w:val="20"/>
-        </w:rPr>
-        <w:t>Attack-path temporal ordering. C10 eliminates gap slots; C11+C13 tighten rotation under rising ρπ. ThreatIntel-Only baseline proves D2 is load-bearing: qp intelligence without path topology gives r*=4,452 versus RC2’s 3,881 certified floor with full burn protection – knowing who the attacker is without knowing where they go is operationally worthless.</w:t>
-      </w:r>
-    </w:p>
-    <w:p>
-      <w:pPr>
-        <w:spacing w:after="80"/>
-        <w:ind w:left="283"/>
-      </w:pPr>
-      <w:r>
-        <w:rPr>
-          <w:b/>
-          <w:sz w:val="20"/>
-        </w:rPr>
-        <w:t xml:space="preserve">D3 </w:t>
-      </w:r>
-      <w:r>
-        <w:rPr>
-          <w:sz w:val="20"/>
-        </w:rPr>
-        <w:t>ATT&amp;CK technique and tactic-family breadth. L2-tech and L2-fam soft objectives reward covering diverse techniques. RC2 is the only solver to cover all 18 ATT&amp;CK techniques. Greedy-HighRho covers only 6 TTPs, leaving every attacker who pivots off the primary path undetected.</w:t>
-      </w:r>
-    </w:p>
-    <w:p>
-      <w:pPr>
-        <w:spacing w:after="80"/>
-        <w:ind w:left="283"/>
-      </w:pPr>
-      <w:r>
-        <w:rPr>
-          <w:b/>
-          <w:sz w:val="20"/>
-        </w:rPr>
-        <w:t xml:space="preserve">D4 </w:t>
-      </w:r>
-      <w:r>
-        <w:rPr>
-          <w:sz w:val="20"/>
-        </w:rPr>
-        <w:t>Hard budget and conflict enforcement. LP-Relaxation proves D4 is load-bearing: relaxing C4 type-conflicts produces schedules that degrade to r*=5,491 post-repair – worst structural baseline.</w:t>
-      </w:r>
-    </w:p>
-    <w:p>
-      <w:pPr>
-        <w:spacing w:after="80"/>
-        <w:ind w:left="283"/>
-      </w:pPr>
-      <w:r>
-        <w:rPr>
-          <w:b/>
-          <w:sz w:val="20"/>
-        </w:rPr>
-        <w:t xml:space="preserve">D5 </w:t>
-      </w:r>
-      <w:r>
-        <w:rPr>
-          <w:sz w:val="20"/>
-        </w:rPr>
-        <w:t>Optimality certificate. RC2 proves no feasible alternative scores higher within C1–C15. No heuristic baseline – including Greedy-BiDir (r*=8,249) – can produce this certificate. A heuristic can only report what it found; RC2 tells you how well anyone could possibly do.</w:t>
-      </w:r>
-    </w:p>
-    <w:p>
-      <w:pPr>
-        <w:spacing w:after="80"/>
-        <w:ind w:left="283"/>
-      </w:pPr>
-      <w:r>
-        <w:rPr>
-          <w:b/>
-          <w:sz w:val="20"/>
-        </w:rPr>
-        <w:t xml:space="preserve">D6 </w:t>
-      </w:r>
-      <w:r>
-        <w:rPr>
-          <w:sz w:val="20"/>
-        </w:rPr>
-        <w:t>Persona as a first-class independently-fingerprintable dimension. C9/C13 independence, C12/C14 non-collision, and Algorithm 1’s qp update formalize attacker capabilities (cross-artifact correlation, identity-level fingerprinting) that deployed honeypot practice handles, if at all, manually and inconsistently.</w:t>
-      </w:r>
-    </w:p>
-    <w:p>
-      <w:pPr>
-        <w:spacing w:after="120"/>
-      </w:pPr>
-      <w:r>
-        <w:rPr>
-          <w:b/>
-          <w:sz w:val="20"/>
-        </w:rPr>
-        <w:t xml:space="preserve">The defensible summary: </w:t>
-      </w:r>
-      <w:r>
-        <w:rPr>
-          <w:sz w:val="20"/>
-        </w:rPr>
-        <w:t xml:space="preserve">RC2 is the only solver in this comparison that simultaneously provides a certified worst-case </w:t>
-      </w:r>
-      <w:r>
-        <w:rPr>
-          <w:sz w:val="20"/>
-        </w:rPr>
-        <w:t>guaranteed</w:t>
-      </w:r>
-      <w:r>
-        <w:rPr>
-          <w:sz w:val="20"/>
-        </w:rPr>
-        <w:t xml:space="preserve"> r</w:t>
-      </w:r>
-      <w:r>
-        <w:rPr>
-          <w:sz w:val="16"/>
-          <w:vertAlign w:val="superscript"/>
-        </w:rPr>
-        <w:t>*</w:t>
-      </w:r>
-      <w:r>
-        <w:rPr>
-          <w:sz w:val="20"/>
-        </w:rPr>
-        <w:t>=3,881, zero discovery burn on both type and persona channels, full 18/18 ATT&amp;CK technique coverage, highest force-multiplier scheduling (FM-avg=2.01×), and dynamic threat-intelligence adaptation – properties individually achievable by heuristics but not previously achieved together in a single honeypot placement framework.</w:t>
-      </w:r>
-    </w:p>
-    <w:p>
-      <w:pPr>
-        <w:pStyle w:val="Heading2"/>
-        <w:spacing w:after="80"/>
-      </w:pPr>
-      <w:r>
-        <w:t>8.</w:t>
-      </w:r>
-      <w:r>
-        <w:t>5</w:t>
-      </w:r>
-      <w:r>
-        <w:t xml:space="preserve"> Three open problems this paper identifies</w:t>
-      </w:r>
-    </w:p>
-    <w:p>
-      <w:pPr>
-        <w:spacing w:after="100"/>
-      </w:pPr>
-      <w:r>
-        <w:rPr>
-          <w:b/>
-          <w:sz w:val="20"/>
-        </w:rPr>
-        <w:t xml:space="preserve">OP1 – Pareto frontier between r* and Q-med. </w:t>
-      </w:r>
-      <w:r>
-        <w:rPr>
-          <w:sz w:val="20"/>
-        </w:rPr>
-        <w:t>The θburst-tuned schedule proves the frontier exists; the current formulation maps only one point on it. A two-objective MaxSAT formulation with Pareto-guided core enumeration would characterise the frontier exactly.</w:t>
-      </w:r>
-    </w:p>
-    <w:p>
-      <w:pPr>
-        <w:spacing w:after="100"/>
-      </w:pPr>
-      <w:r>
-        <w:rPr>
-          <w:b/>
-          <w:sz w:val="20"/>
-        </w:rPr>
-        <w:t xml:space="preserve">OP2 – Continuous Θ. </w:t>
-      </w:r>
-      <w:r>
-        <w:rPr>
-          <w:sz w:val="20"/>
-        </w:rPr>
-        <w:t>The five discrete scenarios {θlow,θmed,θhigh,θburst,θapt} approximate a continuous threat space. Distributionally robust MaxSAT – max_x min_{F in F} E_F[Q_k(x)] over a Wasserstein ambiguity set F – would give a stronger guarantee.</w:t>
-      </w:r>
-    </w:p>
-    <w:p>
-      <w:pPr>
-        <w:spacing w:after="100"/>
-      </w:pPr>
-      <w:r>
-        <w:rPr>
-          <w:b/>
-          <w:sz w:val="20"/>
-        </w:rPr>
-        <w:t xml:space="preserve">OP3 – Adaptive attacker with Stackelberg response. </w:t>
-      </w:r>
-      <w:r>
-        <w:rPr>
-          <w:sz w:val="20"/>
-        </w:rPr>
-        <w:t xml:space="preserve">The current model assumes fixed paths G. A sophisticated attacker observes which zones are covered and avoids them. The correct formulation is a bilevel MaxSAT where </w:t>
-      </w:r>
-      <w:r>
-        <w:rPr>
-          <w:sz w:val="20"/>
-        </w:rPr>
-        <w:lastRenderedPageBreak/>
-        <w:t>the outer problem is the defender’s placement and the inner problem is the attacker’s path selection – significantly harder, but the direction the field is moving.</w:t>
-      </w:r>
-    </w:p>
-    <w:p>
-      <w:pPr>
-        <w:spacing w:after="100"/>
-      </w:pPr>
-      <w:r>
-        <w:rPr>
-          <w:b/>
-          <w:sz w:val="20"/>
-        </w:rPr>
-        <w:t xml:space="preserve">OP4 – LLM-as-Persona-Oracle (LPO). </w:t>
-      </w:r>
-      <w:r>
-        <w:rPr>
-          <w:sz w:val="20"/>
-        </w:rPr>
-        <w:t>The Algorithm 1-LPO extension of §3.5 proposes inserting an LLM semantic-reasoning layer between STIX/TAXII ingestion and the qp update. The core open question is calibration: across a diverse corpus of real CTI reports, does the LLM’s confidence score cLLM correlate with the actual accuracy of the persona-delta δ̂LLM? Three empirical sub-questions drive this evaluation: (i) how much does r* improve as CTI report verbosity increases; (ii) does the bounded-output-space constraint eliminate hallucination modes most harmful to qp; (iii) does the LPO advantage concentrate in specific CTI threat classes or generalise across them?</w:t>
-      </w:r>
-    </w:p>
-    <w:p>
-      <w:pPr>
-        <w:pStyle w:val="Heading1"/>
-        <w:spacing w:before="200" w:after="80"/>
-      </w:pPr>
-      <w:r>
-        <w:t>9 Limitations and Future Work</w:t>
-      </w:r>
-    </w:p>
-    <w:p>
-      <w:pPr>
-        <w:spacing w:after="120"/>
-      </w:pPr>
-      <w:r>
-        <w:rPr>
-          <w:sz w:val="20"/>
-        </w:rPr>
-        <w:t>Five boundaries are stated explicitly rather than left implicit. (1) Θ’s adequacy as a proxy for real attacker behavior is an operator judgment, not a proof (§5). (2) Discrete-time granularity has an irreducible floor: no rotation constraint stops an attack completing faster than one planning slot; C15 makes this a checkable precondition rather than a silent assumption. (3) The soft-clause database grows with |A| even though the primary variable space does not; per-zone decomposition keeps this tractable at the scales reported here. (4) The current single-scenario emulation optimizes Q-med rather than r</w:t>
-      </w:r>
-      <w:r>
-        <w:rPr>
-          <w:sz w:val="16"/>
-          <w:vertAlign w:val="superscript"/>
-        </w:rPr>
-        <w:t>*</w:t>
-      </w:r>
-      <w:r>
-        <w:rPr>
-          <w:sz w:val="20"/>
-        </w:rPr>
-        <w:t xml:space="preserve"> directly (§7); a joint Q-med/r</w:t>
-      </w:r>
-      <w:r>
-        <w:rPr>
-          <w:sz w:val="16"/>
-          <w:vertAlign w:val="superscript"/>
-        </w:rPr>
-        <w:t>*</w:t>
-      </w:r>
-      <w:r>
-        <w:rPr>
-          <w:sz w:val="20"/>
-        </w:rPr>
-        <w:t xml:space="preserve"> Pareto formulation, and Level-3 (VM/routed-network) emulation with real IDS packet capture, are the natural next steps. (5) The LLM-as-Persona-Oracle extension (§3.5, OP4) is proposed as a formal algorithm and worked example, but not yet empirically evaluated; the calibration of c</w:t>
-      </w:r>
-      <w:r>
-        <w:rPr>
-          <w:sz w:val="16"/>
-          <w:vertAlign w:val="superscript"/>
-        </w:rPr>
-        <w:t>LLM</w:t>
-      </w:r>
-      <w:r>
-        <w:rPr>
-          <w:sz w:val="20"/>
-        </w:rPr>
-        <w:t xml:space="preserve"> across real CTI corpora and the measurement of the resulting r</w:t>
-      </w:r>
-      <w:r>
-        <w:rPr>
-          <w:sz w:val="16"/>
-          <w:vertAlign w:val="superscript"/>
-        </w:rPr>
-        <w:t>*</w:t>
-      </w:r>
-      <w:r>
-        <w:rPr>
-          <w:sz w:val="20"/>
-        </w:rPr>
-        <w:t xml:space="preserve"> improvement constitute the primary future-work contribution.</w:t>
-      </w:r>
-    </w:p>
-    <w:p>
-      <w:pPr>
-        <w:pStyle w:val="Heading1"/>
-        <w:spacing w:before="200" w:after="80"/>
-      </w:pPr>
-      <w:r>
-        <w:t>10 Conclusion</w:t>
-      </w:r>
-    </w:p>
-    <w:p>
-      <w:pPr>
-        <w:spacing w:after="120"/>
-      </w:pPr>
-      <w:r>
-        <w:rPr>
-          <w:sz w:val="20"/>
-        </w:rPr>
-        <w:t>We presented a weighted partial MaxSAT formulation of honeypot placement that jointly optimizes type, zone, time, and disguised persona under fifteen hard constraints, solved to certified optimality by RC2, extended with a threat-adaptive re-solving procedure and a finite-scenario robust-optimization layer with an explicitly bounded scope. A formal NP-hardness reduction from Weighted Maximum Coverage establishes the problem’s computational class. Under live network emulation at XLarge scale (|K|=8, |Z|=5, H=4, |P|=4, |A|=500 assets), RC2 certifies a worst-case floor r</w:t>
-      </w:r>
-      <w:r>
-        <w:rPr>
-          <w:sz w:val="16"/>
-          <w:vertAlign w:val="superscript"/>
-        </w:rPr>
-        <w:t>*</w:t>
-      </w:r>
-      <w:r>
-        <w:rPr>
-          <w:sz w:val="20"/>
-        </w:rPr>
-        <w:t>=3,881 with zero discovery burn on both channels, full 18/18 ATT&amp;CK technique coverage, FM-avg=2.01× force-multiplier scheduling, and a D5 optimality certificate no baseline can produce. We report honestly the three trade-offs RC2 accepts to earn its certificate – lower r</w:t>
-      </w:r>
-      <w:r>
-        <w:rPr>
-          <w:sz w:val="16"/>
-          <w:vertAlign w:val="superscript"/>
-        </w:rPr>
-        <w:t>*</w:t>
-      </w:r>
-      <w:r>
-        <w:rPr>
-          <w:sz w:val="20"/>
-        </w:rPr>
-        <w:t xml:space="preserve"> than Greedy-BiDir (which sacrifices burn protection), lower early-intercept% and detection coverage% (offset by zero burn) – and identify four open problems (Q-med/r</w:t>
-      </w:r>
-      <w:r>
-        <w:rPr>
-          <w:sz w:val="16"/>
-          <w:vertAlign w:val="superscript"/>
-        </w:rPr>
-        <w:t>*</w:t>
-      </w:r>
-      <w:r>
-        <w:rPr>
-          <w:sz w:val="20"/>
-        </w:rPr>
-        <w:t xml:space="preserve"> Pareto frontier, continuous Θ, Stackelberg-adaptive attacker, and empirical LPO calibration) that constitute a clear agenda for follow-on work. We additionally introduce the LLM-as-Persona-Oracle (LPO) extension – a formally specified algorithm that inserts a large language model as a semantic reasoning layer between STIX/TAXII ingestion and the persona-prior update, closing the unnamed-persona gap that structured signals cannot address. We argue the combination of a provable worst-case guarantee, honest trade-off accounting, live-network validation, and a formally grounded LLM integration pathway is what distinguishes this formulation from prior heuristic and game-theoretic deception placement work.</w:t>
-      </w:r>
-    </w:p>
-    <w:p>
-      <w:r>
-        <w:br w:type="page"/>
-      </w:r>
-    </w:p>
-    <w:p>
-      <w:r>
-        <w:rPr>
-          <w:b/>
-          <w:sz w:val="18"/>
-        </w:rPr>
-        <w:lastRenderedPageBreak/>
-        <w:t xml:space="preserve">Figure 1: </w:t>
-      </w:r>
-      <w:r>
-        <w:rPr>
-          <w:sz w:val="18"/>
-        </w:rPr>
-        <w:t>Twelve-panel dissertation metric comparison (Scale=XLarge, |K|=8, |Z|=5, H=4, |P|=4, |A|=500). Top-left: certified worst-case floor r</w:t>
-      </w:r>
-      <w:r>
-        <w:rPr>
-          <w:sz w:val="16"/>
-          <w:vertAlign w:val="superscript"/>
-        </w:rPr>
-        <w:t>*</w:t>
-      </w:r>
-      <w:r>
-        <w:rPr>
-          <w:sz w:val="18"/>
-        </w:rPr>
-        <w:t xml:space="preserve"> = minΘ Qk(x). RC2 achieves the only D5 optimality certificate and covers all 18 ATT&amp;CK techniques. Top-right: per-scenario Qk(x) across θlow,med,high,burst – every solver collapses at θburst, where the discovery threshold floors to one slot and only ATT&amp;CK technique/family breadth (L2) survives. Rows 2–3: technique/family breadth (RC2 uniquely covers all 18), path persistence, early-intercept rate, and asset-slot coverage. Row 4: discovery-burn rates (RC2 alone at 0%) and objective decomposition confirming L4 (prevention, ×1000) dominates the stacked score. Row 5: Section-G force-multiplier ratio (FM-avg=2.01×, FM-max=2.54×) and its preservation under rising persona-prior amplification.</w:t>
-      </w:r>
-    </w:p>
-    <w:p>
-      <w:pPr>
-        <w:spacing w:before="160"/>
-        <w:jc w:val="center"/>
-      </w:pPr>
-      <w:r>
-        <w:rPr>
-          <w:noProof/>
-        </w:rPr>
-        <w:lastRenderedPageBreak/>
         <w:drawing>
-          <wp:inline distT="0" distB="0" distL="0" distR="0" wp14:anchorId="5DFCBEB4" wp14:editId="442CD841">
-            <wp:extent cx="5943600" cy="8775607"/>
-            <wp:effectExtent l="0" t="0" r="0" b="0"/>
-            <wp:docPr id="1" name="Picture 1"/>
+          <wp:inline distT="0" distB="0" distL="0" distR="0" wp14:anchorId="70FFF017" wp14:editId="60D1CA74">
+            <wp:extent cx="6188710" cy="4913630"/>
+            <wp:effectExtent l="0" t="0" r="0" b="1270"/>
+            <wp:docPr id="1458478589" name="Picture 1"/>
             <wp:cNvGraphicFramePr>
               <a:graphicFrameLocks xmlns:a="http://schemas.openxmlformats.org/drawingml/2006/main" noChangeAspect="1"/>
             </wp:cNvGraphicFramePr>
@@ -4245,11 +4080,11 @@
               <a:graphicData uri="http://schemas.openxmlformats.org/drawingml/2006/picture">
                 <pic:pic xmlns:pic="http://schemas.openxmlformats.org/drawingml/2006/picture">
                   <pic:nvPicPr>
-                    <pic:cNvPr id="0" name="ZSTP_V6_XLarge_Figure1.png"/>
+                    <pic:cNvPr id="1458478589" name=""/>
                     <pic:cNvPicPr/>
                   </pic:nvPicPr>
                   <pic:blipFill>
-                    <a:blip r:embed="rId9"/>
+                    <a:blip r:embed="rId18"/>
                     <a:stretch>
                       <a:fillRect/>
                     </a:stretch>
@@ -4257,7 +4092,7 @@
                   <pic:spPr>
                     <a:xfrm>
                       <a:off x="0" y="0"/>
-                      <a:ext cx="5943600" cy="8775607"/>
+                      <a:ext cx="6188710" cy="4913630"/>
                     </a:xfrm>
                     <a:prstGeom prst="rect">
                       <a:avLst/>
@@ -4277,11 +4112,898 @@
       </w:pPr>
       <w:r>
         <w:lastRenderedPageBreak/>
-        <w:t>References</w:t>
+        <w:t>8 Novel Contribution: Why This Is the Best in Class</w:t>
       </w:r>
     </w:p>
     <w:p>
       <w:pPr>
+        <w:pStyle w:val="Heading2"/>
+        <w:spacing w:after="80"/>
+      </w:pPr>
+      <w:r>
+        <w:t>8.1 The three equations that contain the whole paper</w:t>
+      </w:r>
+    </w:p>
+    <w:p>
+      <w:pPr>
+        <w:spacing w:after="100"/>
+      </w:pPr>
+      <w:r>
+        <w:rPr>
+          <w:sz w:val="20"/>
+        </w:rPr>
+        <w:t>Three equations, read in order, summarise the entire intellectual content of this work. Each builds on the previous: the topology weight W flows into the objective Q, which flows into the worst-case floor r</w:t>
+      </w:r>
+      <w:r>
+        <w:rPr>
+          <w:sz w:val="16"/>
+          <w:vertAlign w:val="superscript"/>
+        </w:rPr>
+        <w:t>*</w:t>
+      </w:r>
+      <w:r>
+        <w:rPr>
+          <w:sz w:val="20"/>
+        </w:rPr>
+        <w:t>.</w:t>
+      </w:r>
+    </w:p>
+    <w:p>
+      <w:pPr>
+        <w:spacing w:after="60"/>
+        <w:jc w:val="center"/>
+      </w:pPr>
+      <w:r>
+        <w:rPr>
+          <w:i/>
+          <w:sz w:val="20"/>
+        </w:rPr>
+        <w:t>Wj,a = ẅj,a(1 + σj)     [eqs. 2–4: topology + stealth weight]</w:t>
+      </w:r>
+    </w:p>
+    <w:p>
+      <w:pPr>
+        <w:spacing w:after="60"/>
+        <w:jc w:val="center"/>
+      </w:pPr>
+      <w:r>
+        <w:rPr>
+          <w:i/>
+          <w:sz w:val="20"/>
+        </w:rPr>
+        <w:t>Q(x) = Σl Σc wl · sat(c) × qp · D     [objective eqs. 6–11: all-path credit]</w:t>
+      </w:r>
+    </w:p>
+    <w:p>
+      <w:pPr>
+        <w:spacing w:after="60"/>
+        <w:jc w:val="center"/>
+      </w:pPr>
+      <w:r>
+        <w:rPr>
+          <w:i/>
+          <w:sz w:val="20"/>
+        </w:rPr>
+        <w:t>r*(x) = minθ∈Θ Qθ(x)     [worst-case floor]</w:t>
+      </w:r>
+    </w:p>
+    <w:p>
+      <w:pPr>
+        <w:spacing w:after="120"/>
+      </w:pPr>
+      <w:r>
+        <w:rPr>
+          <w:sz w:val="20"/>
+        </w:rPr>
+        <w:t>Equation (2)–(4) explains why one trap is worth 2.06× more than greedy believes when it sits on a shared zone-hop. Q(x) sums that credit across all paths, all slots, all personas, with the 1000×/100×/10×/1× weight hierarchy making prevention strictly dominate forensics. r</w:t>
+      </w:r>
+      <w:r>
+        <w:rPr>
+          <w:sz w:val="16"/>
+          <w:vertAlign w:val="superscript"/>
+        </w:rPr>
+        <w:t>*</w:t>
+      </w:r>
+      <w:r>
+        <w:rPr>
+          <w:sz w:val="20"/>
+        </w:rPr>
+        <w:t xml:space="preserve"> takes the minimum over attacker scenarios – because a rational adversary always selects their best response, forcing the minimum to be the realized outcome. RC2 maximises r</w:t>
+      </w:r>
+      <w:r>
+        <w:rPr>
+          <w:sz w:val="16"/>
+          <w:vertAlign w:val="superscript"/>
+        </w:rPr>
+        <w:t>*</w:t>
+      </w:r>
+      <w:r>
+        <w:rPr>
+          <w:sz w:val="20"/>
+        </w:rPr>
+        <w:t>. That is the dissertation in one line.</w:t>
+      </w:r>
+    </w:p>
+    <w:p>
+      <w:pPr>
+        <w:pStyle w:val="Heading2"/>
+        <w:spacing w:after="80"/>
+      </w:pPr>
+      <w:r>
+        <w:t>8.2 The force-multiplier: why one fake safe catches three thieves</w:t>
+      </w:r>
+    </w:p>
+    <w:p>
+      <w:pPr>
+        <w:spacing w:after="100"/>
+      </w:pPr>
+      <w:r>
+        <w:rPr>
+          <w:sz w:val="20"/>
+        </w:rPr>
+        <w:t>The single most important structural property of the formulation is that one deployment decision simultaneously satisfies soft clauses across every attack path that shares its hop (Table 4, §7). Formally, the effective force multiplier for a deployment at hop h of zone z is:</w:t>
+      </w:r>
+    </w:p>
+    <w:p>
+      <w:pPr>
+        <w:spacing w:after="80"/>
+        <w:jc w:val="center"/>
+      </w:pPr>
+      <w:r>
+        <w:rPr>
+          <w:i/>
+          <w:sz w:val="20"/>
+        </w:rPr>
+        <w:t>FM</w:t>
+      </w:r>
+      <w:r>
+        <w:rPr>
+          <w:sz w:val="16"/>
+          <w:vertAlign w:val="subscript"/>
+        </w:rPr>
+        <w:t>eff</w:t>
+      </w:r>
+      <w:r>
+        <w:rPr>
+          <w:i/>
+          <w:sz w:val="20"/>
+        </w:rPr>
+        <w:t>(z,h) = (0.700 + 0.330 + 0.415) / 0.700 = 1.445 / 0.700 ≈ 2.06×     (15)</w:t>
+      </w:r>
+    </w:p>
+    <w:p>
+      <w:pPr>
+        <w:spacing w:after="100"/>
+      </w:pPr>
+      <w:r>
+        <w:rPr>
+          <w:sz w:val="20"/>
+        </w:rPr>
+        <w:t>For a db_trap in the Internal zone at q</w:t>
+      </w:r>
+      <w:r>
+        <w:rPr>
+          <w:sz w:val="16"/>
+          <w:vertAlign w:val="subscript"/>
+        </w:rPr>
+        <w:t>p</w:t>
+      </w:r>
+      <w:r>
+        <w:rPr>
+          <w:sz w:val="20"/>
+        </w:rPr>
+        <w:t>=0.40: three concurrent paths (web→db, OT infiltration, brute-force→AD) all pass through the Internal hop and yield total credit 0.700+0.330+0.415=1.445 versus 0.700 for a greedy solver that sees only the highest-ρ path – a 2.06× force multiplier, matching the theoretical ≈2.1×. The ratio is preserved, not created, by the persona prior: after a STIX-driven shift to q</w:t>
+      </w:r>
+      <w:r>
+        <w:rPr>
+          <w:sz w:val="16"/>
+          <w:vertAlign w:val="subscript"/>
+        </w:rPr>
+        <w:t>p</w:t>
+      </w:r>
+      <w:r>
+        <w:rPr>
+          <w:sz w:val="20"/>
+        </w:rPr>
+        <w:t>(Finance_DB)=0.40, absolute credit rises by 53% while the FM ratio holds, confirming the multiplier is a property of the WCNF topology, not the weight layer. Across all deployed types at XLarge scale, FM-avg=2.01× and FM-max=2.54×.</w:t>
+      </w:r>
+    </w:p>
+    <w:p>
+      <w:pPr>
+        <w:pStyle w:val="Heading2"/>
+        <w:spacing w:after="80"/>
+      </w:pPr>
+      <w:r>
+        <w:t>8.3 Why r*, not average Q</w:t>
+      </w:r>
+    </w:p>
+    <w:p>
+      <w:pPr>
+        <w:spacing w:after="100"/>
+      </w:pPr>
+      <w:r>
+        <w:rPr>
+          <w:sz w:val="20"/>
+        </w:rPr>
+        <w:t>r</w:t>
+      </w:r>
+      <w:r>
+        <w:rPr>
+          <w:sz w:val="16"/>
+          <w:vertAlign w:val="superscript"/>
+        </w:rPr>
+        <w:t>*</w:t>
+      </w:r>
+      <w:r>
+        <w:rPr>
+          <w:sz w:val="20"/>
+        </w:rPr>
+        <w:t>(x) = min</w:t>
+      </w:r>
+      <w:r>
+        <w:rPr>
+          <w:sz w:val="16"/>
+          <w:vertAlign w:val="subscript"/>
+        </w:rPr>
+        <w:t>θ∈Θ</w:t>
+      </w:r>
+      <w:r>
+        <w:rPr>
+          <w:sz w:val="20"/>
+        </w:rPr>
+        <w:t xml:space="preserve"> Q</w:t>
+      </w:r>
+      <w:r>
+        <w:rPr>
+          <w:sz w:val="16"/>
+          <w:vertAlign w:val="subscript"/>
+        </w:rPr>
+        <w:t>θ</w:t>
+      </w:r>
+      <w:r>
+        <w:rPr>
+          <w:sz w:val="20"/>
+        </w:rPr>
+        <w:t>(x) is the game-theoretically correct objective. The adversary is not random: given your fixed schedule, a rational attacker evaluates Q</w:t>
+      </w:r>
+      <w:r>
+        <w:rPr>
+          <w:sz w:val="16"/>
+          <w:vertAlign w:val="subscript"/>
+        </w:rPr>
+        <w:t>θ</w:t>
+      </w:r>
+      <w:r>
+        <w:rPr>
+          <w:sz w:val="20"/>
+        </w:rPr>
+        <w:t>(x) for every θ ∈ Θ and plays whichever minimises your score. At θ</w:t>
+      </w:r>
+      <w:r>
+        <w:rPr>
+          <w:sz w:val="16"/>
+          <w:vertAlign w:val="subscript"/>
+        </w:rPr>
+        <w:t>burst</w:t>
+      </w:r>
+      <w:r>
+        <w:rPr>
+          <w:sz w:val="20"/>
+        </w:rPr>
+        <w:t xml:space="preserve"> (ρ=0.85), τ</w:t>
+      </w:r>
+      <w:r>
+        <w:rPr>
+          <w:sz w:val="16"/>
+          <w:vertAlign w:val="subscript"/>
+        </w:rPr>
+        <w:t>d</w:t>
+      </w:r>
+      <w:r>
+        <w:rPr>
+          <w:sz w:val="20"/>
+        </w:rPr>
+        <w:t xml:space="preserve"> = max(1, 0.45) = 1: every honeypot burns after one slot. Dual discovery guards zero L4 and L3 credit everywhere. Only L2-tech and L2-fam survive, because they require only one interaction to register. This structural collapse means: (a) technique breadth becomes the only lever that moves r</w:t>
+      </w:r>
+      <w:r>
+        <w:rPr>
+          <w:sz w:val="16"/>
+          <w:vertAlign w:val="superscript"/>
+        </w:rPr>
+        <w:t>*</w:t>
+      </w:r>
+      <w:r>
+        <w:rPr>
+          <w:sz w:val="20"/>
+        </w:rPr>
+        <w:t xml:space="preserve"> under worst-case threat – which is precisely why RC2’s all-18-technique coverage is the decisive metric at θ</w:t>
+      </w:r>
+      <w:r>
+        <w:rPr>
+          <w:sz w:val="16"/>
+          <w:vertAlign w:val="subscript"/>
+        </w:rPr>
+        <w:t>burst</w:t>
+      </w:r>
+      <w:r>
+        <w:rPr>
+          <w:sz w:val="20"/>
+        </w:rPr>
+        <w:t>; and (b) a schedule optimised for Q-med alone (245,868) will score near zero against the burst attacker – the adversary simply picks the latter. r</w:t>
+      </w:r>
+      <w:r>
+        <w:rPr>
+          <w:sz w:val="16"/>
+          <w:vertAlign w:val="superscript"/>
+        </w:rPr>
+        <w:t>*</w:t>
+      </w:r>
+      <w:r>
+        <w:rPr>
+          <w:sz w:val="20"/>
+        </w:rPr>
+        <w:t xml:space="preserve"> is the mathematically correct primary objective under this model.</w:t>
+      </w:r>
+    </w:p>
+    <w:p>
+      <w:pPr>
+        <w:pStyle w:val="Heading2"/>
+        <w:spacing w:after="80"/>
+      </w:pPr>
+      <w:r>
+        <w:t>8.4 The conjunction no prior work achieves</w:t>
+      </w:r>
+    </w:p>
+    <w:p>
+      <w:pPr>
+        <w:spacing w:after="100"/>
+      </w:pPr>
+      <w:r>
+        <w:rPr>
+          <w:sz w:val="20"/>
+        </w:rPr>
+        <w:t>The contribution is not “RC2 beats greedy on every metric.” It is the conjunction of six properties, no subset of which any prior published method achieves simultaneously – verified against ten baselines spanning every design dimension:</w:t>
+      </w:r>
+    </w:p>
+    <w:p>
+      <w:pPr>
+        <w:spacing w:after="80"/>
+        <w:ind w:left="283"/>
+      </w:pPr>
+      <w:r>
+        <w:rPr>
+          <w:b/>
+          <w:sz w:val="20"/>
+        </w:rPr>
+        <w:t xml:space="preserve">D1 </w:t>
+      </w:r>
+      <w:r>
+        <w:rPr>
+          <w:sz w:val="20"/>
+        </w:rPr>
+        <w:t>Multi-zone with air-gap enforcement. Zone is a first-class primary index of x. Single-Zone baseline proves this is load-bearing: removing D1 makes C10=0%.</w:t>
+      </w:r>
+    </w:p>
+    <w:p>
+      <w:pPr>
+        <w:spacing w:after="80"/>
+        <w:ind w:left="283"/>
+      </w:pPr>
+      <w:r>
+        <w:rPr>
+          <w:b/>
+          <w:sz w:val="20"/>
+        </w:rPr>
+        <w:t xml:space="preserve">D2 </w:t>
+      </w:r>
+      <w:r>
+        <w:rPr>
+          <w:sz w:val="20"/>
+        </w:rPr>
+        <w:t>Attack-path temporal ordering. C10 eliminates gap slots; C11+C13 tighten rotation under rising ρπ. ThreatIntel-Only baseline proves D2 is load-bearing: qp intelligence without path topology gives r*=4,452 versus RC2’s 3,881 certified floor with full burn protection – knowing who the attacker is without knowing where they go is operationally worthless.</w:t>
+      </w:r>
+    </w:p>
+    <w:p>
+      <w:pPr>
+        <w:spacing w:after="80"/>
+        <w:ind w:left="283"/>
+      </w:pPr>
+      <w:r>
+        <w:rPr>
+          <w:b/>
+          <w:sz w:val="20"/>
+        </w:rPr>
+        <w:lastRenderedPageBreak/>
+        <w:t xml:space="preserve">D3 </w:t>
+      </w:r>
+      <w:r>
+        <w:rPr>
+          <w:sz w:val="20"/>
+        </w:rPr>
+        <w:t>ATT&amp;CK technique and tactic-family breadth. L2-tech and L2-fam soft objectives reward covering diverse techniques. RC2 is the only solver to cover all 18 ATT&amp;CK techniques. Greedy-HighRho covers only 6 TTPs, leaving every attacker who pivots off the primary path undetected.</w:t>
+      </w:r>
+    </w:p>
+    <w:p>
+      <w:pPr>
+        <w:spacing w:after="80"/>
+        <w:ind w:left="283"/>
+      </w:pPr>
+      <w:r>
+        <w:rPr>
+          <w:b/>
+          <w:sz w:val="20"/>
+        </w:rPr>
+        <w:t xml:space="preserve">D4 </w:t>
+      </w:r>
+      <w:r>
+        <w:rPr>
+          <w:sz w:val="20"/>
+        </w:rPr>
+        <w:t>Hard budget and conflict enforcement. LP-Relaxation proves D4 is load-bearing: relaxing C4 type-conflicts produces schedules that degrade to r*=5,491 post-repair – worst structural baseline.</w:t>
+      </w:r>
+    </w:p>
+    <w:p>
+      <w:pPr>
+        <w:spacing w:after="80"/>
+        <w:ind w:left="283"/>
+      </w:pPr>
+      <w:r>
+        <w:rPr>
+          <w:b/>
+          <w:sz w:val="20"/>
+        </w:rPr>
+        <w:t xml:space="preserve">D5 </w:t>
+      </w:r>
+      <w:r>
+        <w:rPr>
+          <w:sz w:val="20"/>
+        </w:rPr>
+        <w:t>Optimality certificate. RC2 proves no feasible alternative scores higher within C1–C15. No heuristic baseline – including Greedy-BiDir (r*=8,249) – can produce this certificate. A heuristic can only report what it found; RC2 tells you how well anyone could possibly do.</w:t>
+      </w:r>
+    </w:p>
+    <w:p>
+      <w:pPr>
+        <w:spacing w:after="80"/>
+        <w:ind w:left="283"/>
+      </w:pPr>
+      <w:r>
+        <w:rPr>
+          <w:b/>
+          <w:sz w:val="20"/>
+        </w:rPr>
+        <w:t xml:space="preserve">D6 </w:t>
+      </w:r>
+      <w:r>
+        <w:rPr>
+          <w:sz w:val="20"/>
+        </w:rPr>
+        <w:t>Persona as a first-class independently-fingerprintable dimension. C9/C13 independence, C12/C14 non-collision, and Algorithm 1’s qp update formalize attacker capabilities (cross-artifact correlation, identity-level fingerprinting) that deployed honeypot practice handles, if at all, manually and inconsistently.</w:t>
+      </w:r>
+    </w:p>
+    <w:p>
+      <w:pPr>
+        <w:spacing w:after="120"/>
+        <w:rPr>
+          <w:sz w:val="20"/>
+        </w:rPr>
+      </w:pPr>
+      <w:r>
+        <w:rPr>
+          <w:b/>
+          <w:sz w:val="20"/>
+        </w:rPr>
+        <w:t xml:space="preserve">The defensible summary: </w:t>
+      </w:r>
+      <w:r>
+        <w:rPr>
+          <w:sz w:val="20"/>
+        </w:rPr>
+        <w:t xml:space="preserve">RC2 is the only solver in this comparison that simultaneously provides a certified worst-case </w:t>
+      </w:r>
+      <w:r>
+        <w:rPr>
+          <w:sz w:val="20"/>
+        </w:rPr>
+        <w:t>guaranteed</w:t>
+      </w:r>
+      <w:r>
+        <w:rPr>
+          <w:sz w:val="20"/>
+        </w:rPr>
+        <w:t xml:space="preserve"> r</w:t>
+      </w:r>
+      <w:r>
+        <w:rPr>
+          <w:sz w:val="16"/>
+          <w:vertAlign w:val="superscript"/>
+        </w:rPr>
+        <w:t>*</w:t>
+      </w:r>
+      <w:r>
+        <w:rPr>
+          <w:sz w:val="20"/>
+        </w:rPr>
+        <w:t>=3,881, zero discovery burn on both type and persona channels, full 18/18 ATT&amp;CK technique coverage, highest force-multiplier scheduling (FM-avg=2.01×), and dynamic threat-intelligence adaptation – properties individually achievable by heuristics but not previously achieved together in a single honeypot placement framework.</w:t>
+      </w:r>
+    </w:p>
+    <w:p>
+      <w:pPr>
+        <w:spacing w:after="120"/>
+        <w:rPr>
+          <w:sz w:val="20"/>
+        </w:rPr>
+      </w:pPr>
+    </w:p>
+    <w:p>
+      <w:pPr>
+        <w:spacing w:after="120"/>
+      </w:pPr>
+      <w:r>
+        <w:drawing>
+          <wp:inline distT="0" distB="0" distL="0" distR="0" wp14:anchorId="000ACBB7" wp14:editId="43F40F2A">
+            <wp:extent cx="6188710" cy="4488180"/>
+            <wp:effectExtent l="0" t="0" r="0" b="0"/>
+            <wp:docPr id="415184548" name="Picture 1"/>
+            <wp:cNvGraphicFramePr>
+              <a:graphicFrameLocks xmlns:a="http://schemas.openxmlformats.org/drawingml/2006/main" noChangeAspect="1"/>
+            </wp:cNvGraphicFramePr>
+            <a:graphic xmlns:a="http://schemas.openxmlformats.org/drawingml/2006/main">
+              <a:graphicData uri="http://schemas.openxmlformats.org/drawingml/2006/picture">
+                <pic:pic xmlns:pic="http://schemas.openxmlformats.org/drawingml/2006/picture">
+                  <pic:nvPicPr>
+                    <pic:cNvPr id="415184548" name=""/>
+                    <pic:cNvPicPr/>
+                  </pic:nvPicPr>
+                  <pic:blipFill>
+                    <a:blip r:embed="rId19"/>
+                    <a:stretch>
+                      <a:fillRect/>
+                    </a:stretch>
+                  </pic:blipFill>
+                  <pic:spPr>
+                    <a:xfrm>
+                      <a:off x="0" y="0"/>
+                      <a:ext cx="6188710" cy="4488180"/>
+                    </a:xfrm>
+                    <a:prstGeom prst="rect">
+                      <a:avLst/>
+                    </a:prstGeom>
+                  </pic:spPr>
+                </pic:pic>
+              </a:graphicData>
+            </a:graphic>
+          </wp:inline>
+        </w:drawing>
+      </w:r>
+    </w:p>
+    <w:p>
+      <w:pPr>
+        <w:spacing w:after="120"/>
+      </w:pPr>
+    </w:p>
+    <w:p>
+      <w:pPr>
+        <w:spacing w:after="120"/>
+      </w:pPr>
+      <w:r>
+        <w:lastRenderedPageBreak/>
+        <w:drawing>
+          <wp:inline distT="0" distB="0" distL="0" distR="0" wp14:anchorId="0CD12CFC" wp14:editId="3AD9D5B0">
+            <wp:extent cx="6188710" cy="5550535"/>
+            <wp:effectExtent l="0" t="0" r="0" b="0"/>
+            <wp:docPr id="984958757" name="Picture 1"/>
+            <wp:cNvGraphicFramePr>
+              <a:graphicFrameLocks xmlns:a="http://schemas.openxmlformats.org/drawingml/2006/main" noChangeAspect="1"/>
+            </wp:cNvGraphicFramePr>
+            <a:graphic xmlns:a="http://schemas.openxmlformats.org/drawingml/2006/main">
+              <a:graphicData uri="http://schemas.openxmlformats.org/drawingml/2006/picture">
+                <pic:pic xmlns:pic="http://schemas.openxmlformats.org/drawingml/2006/picture">
+                  <pic:nvPicPr>
+                    <pic:cNvPr id="984958757" name=""/>
+                    <pic:cNvPicPr/>
+                  </pic:nvPicPr>
+                  <pic:blipFill>
+                    <a:blip r:embed="rId20"/>
+                    <a:stretch>
+                      <a:fillRect/>
+                    </a:stretch>
+                  </pic:blipFill>
+                  <pic:spPr>
+                    <a:xfrm>
+                      <a:off x="0" y="0"/>
+                      <a:ext cx="6188710" cy="5550535"/>
+                    </a:xfrm>
+                    <a:prstGeom prst="rect">
+                      <a:avLst/>
+                    </a:prstGeom>
+                  </pic:spPr>
+                </pic:pic>
+              </a:graphicData>
+            </a:graphic>
+          </wp:inline>
+        </w:drawing>
+      </w:r>
+    </w:p>
+    <w:p>
+      <w:pPr>
+        <w:spacing w:after="120"/>
+      </w:pPr>
+    </w:p>
+    <w:p>
+      <w:pPr>
+        <w:spacing w:after="120"/>
+      </w:pPr>
+    </w:p>
+    <w:p>
+      <w:pPr>
+        <w:pStyle w:val="Heading2"/>
+        <w:spacing w:after="80"/>
+      </w:pPr>
+      <w:r>
+        <w:t>8.</w:t>
+      </w:r>
+      <w:r>
+        <w:t>5</w:t>
+      </w:r>
+      <w:r>
+        <w:t xml:space="preserve"> Three open problems this paper identifies</w:t>
+      </w:r>
+    </w:p>
+    <w:p>
+      <w:pPr>
+        <w:spacing w:after="100"/>
+      </w:pPr>
+      <w:r>
+        <w:rPr>
+          <w:b/>
+          <w:sz w:val="20"/>
+        </w:rPr>
+        <w:t xml:space="preserve">OP1 – Pareto frontier between r* and Q-med. </w:t>
+      </w:r>
+      <w:r>
+        <w:rPr>
+          <w:sz w:val="20"/>
+        </w:rPr>
+        <w:t>The θburst-tuned schedule proves the frontier exists; the current formulation maps only one point on it. A two-objective MaxSAT formulation with Pareto-guided core enumeration would characterise the frontier exactly.</w:t>
+      </w:r>
+    </w:p>
+    <w:p>
+      <w:pPr>
+        <w:spacing w:after="100"/>
+      </w:pPr>
+      <w:r>
+        <w:rPr>
+          <w:b/>
+          <w:sz w:val="20"/>
+        </w:rPr>
+        <w:t xml:space="preserve">OP2 – Continuous Θ. </w:t>
+      </w:r>
+      <w:r>
+        <w:rPr>
+          <w:sz w:val="20"/>
+        </w:rPr>
+        <w:t>The five discrete scenarios {θlow,θmed,θhigh,θburst,θapt} approximate a continuous threat space. Distributionally robust MaxSAT – max_x min_{F in F} E_F[Q_k(x)] over a Wasserstein ambiguity set F – would give a stronger guarantee.</w:t>
+      </w:r>
+    </w:p>
+    <w:p>
+      <w:pPr>
+        <w:spacing w:after="100"/>
+      </w:pPr>
+      <w:r>
+        <w:rPr>
+          <w:b/>
+          <w:sz w:val="20"/>
+        </w:rPr>
+        <w:t xml:space="preserve">OP3 – Adaptive attacker with Stackelberg response. </w:t>
+      </w:r>
+      <w:r>
+        <w:rPr>
+          <w:sz w:val="20"/>
+        </w:rPr>
+        <w:t>The current model assumes fixed paths G. A sophisticated attacker observes which zones are covered and avoids them. The correct formulation is a bilevel MaxSAT where the outer problem is the defender’s placement and the inner problem is the attacker’s path selection – significantly harder, but the direction the field is moving.</w:t>
+      </w:r>
+    </w:p>
+    <w:p>
+      <w:pPr>
+        <w:spacing w:after="100"/>
+      </w:pPr>
+      <w:r>
+        <w:rPr>
+          <w:b/>
+          <w:sz w:val="20"/>
+        </w:rPr>
+        <w:lastRenderedPageBreak/>
+        <w:t xml:space="preserve">OP4 – LLM-as-Persona-Oracle (LPO). </w:t>
+      </w:r>
+      <w:r>
+        <w:rPr>
+          <w:sz w:val="20"/>
+        </w:rPr>
+        <w:t>The Algorithm 1-LPO extension of §3.5 proposes inserting an LLM semantic-reasoning layer between STIX/TAXII ingestion and the qp update. The core open question is calibration: across a diverse corpus of real CTI reports, does the LLM’s confidence score cLLM correlate with the actual accuracy of the persona-delta δ̂LLM? Three empirical sub-questions drive this evaluation: (i) how much does r* improve as CTI report verbosity increases; (ii) does the bounded-output-space constraint eliminate hallucination modes most harmful to qp; (iii) does the LPO advantage concentrate in specific CTI threat classes or generalise across them?</w:t>
+      </w:r>
+    </w:p>
+    <w:p>
+      <w:pPr>
+        <w:pStyle w:val="Heading1"/>
+        <w:spacing w:before="200" w:after="80"/>
+      </w:pPr>
+      <w:r>
+        <w:t>9 Limitations and Future Work</w:t>
+      </w:r>
+    </w:p>
+    <w:p>
+      <w:pPr>
+        <w:spacing w:after="120"/>
+      </w:pPr>
+      <w:r>
+        <w:rPr>
+          <w:sz w:val="20"/>
+        </w:rPr>
+        <w:t>Five boundaries are stated explicitly rather than left implicit. (1) Θ’s adequacy as a proxy for real attacker behavior is an operator judgment, not a proof (§5). (2) Discrete-time granularity has an irreducible floor: no rotation constraint stops an attack completing faster than one planning slot; C15 makes this a checkable precondition rather than a silent assumption. (3) The soft-clause database grows with |A| even though the primary variable space does not; per-zone decomposition keeps this tractable at the scales reported here. (4) The current single-scenario emulation optimizes Q-med rather than r</w:t>
+      </w:r>
+      <w:r>
+        <w:rPr>
+          <w:sz w:val="16"/>
+          <w:vertAlign w:val="superscript"/>
+        </w:rPr>
+        <w:t>*</w:t>
+      </w:r>
+      <w:r>
+        <w:rPr>
+          <w:sz w:val="20"/>
+        </w:rPr>
+        <w:t xml:space="preserve"> directly (§7); a joint Q-med/r</w:t>
+      </w:r>
+      <w:r>
+        <w:rPr>
+          <w:sz w:val="16"/>
+          <w:vertAlign w:val="superscript"/>
+        </w:rPr>
+        <w:t>*</w:t>
+      </w:r>
+      <w:r>
+        <w:rPr>
+          <w:sz w:val="20"/>
+        </w:rPr>
+        <w:t xml:space="preserve"> Pareto formulation, and Level-3 (VM/routed-network) emulation with real IDS packet capture, are the natural next steps. (5) The LLM-as-Persona-Oracle extension (§3.5, OP4) is proposed as a formal algorithm and worked example, but not yet empirically evaluated; the calibration of c</w:t>
+      </w:r>
+      <w:r>
+        <w:rPr>
+          <w:sz w:val="16"/>
+          <w:vertAlign w:val="superscript"/>
+        </w:rPr>
+        <w:t>LLM</w:t>
+      </w:r>
+      <w:r>
+        <w:rPr>
+          <w:sz w:val="20"/>
+        </w:rPr>
+        <w:t xml:space="preserve"> across real CTI corpora and the measurement of the resulting r</w:t>
+      </w:r>
+      <w:r>
+        <w:rPr>
+          <w:sz w:val="16"/>
+          <w:vertAlign w:val="superscript"/>
+        </w:rPr>
+        <w:t>*</w:t>
+      </w:r>
+      <w:r>
+        <w:rPr>
+          <w:sz w:val="20"/>
+        </w:rPr>
+        <w:t xml:space="preserve"> improvement constitute the primary future-work contribution.</w:t>
+      </w:r>
+    </w:p>
+    <w:p>
+      <w:pPr>
+        <w:pStyle w:val="Heading1"/>
+        <w:spacing w:before="200" w:after="80"/>
+      </w:pPr>
+      <w:r>
+        <w:t>10 Conclusion</w:t>
+      </w:r>
+    </w:p>
+    <w:p>
+      <w:pPr>
+        <w:spacing w:after="120"/>
+      </w:pPr>
+      <w:r>
+        <w:rPr>
+          <w:sz w:val="20"/>
+        </w:rPr>
+        <w:t>We presented a weighted partial MaxSAT formulation of honeypot placement that jointly optimizes type, zone, time, and disguised persona under fifteen hard constraints, solved to certified optimality by RC2, extended with a threat-adaptive re-solving procedure and a finite-scenario robust-optimization layer with an explicitly bounded scope. A formal NP-hardness reduction from Weighted Maximum Coverage establishes the problem’s computational class. Under live network emulation at XLarge scale (|K|=8, |Z|=5, H=4, |P|=4, |A|=500 assets), RC2 certifies a worst-case floor r</w:t>
+      </w:r>
+      <w:r>
+        <w:rPr>
+          <w:sz w:val="16"/>
+          <w:vertAlign w:val="superscript"/>
+        </w:rPr>
+        <w:t>*</w:t>
+      </w:r>
+      <w:r>
+        <w:rPr>
+          <w:sz w:val="20"/>
+        </w:rPr>
+        <w:t>=3,881 with zero discovery burn on both channels, full 18/18 ATT&amp;CK technique coverage, FM-avg=2.01× force-multiplier scheduling, and a D5 optimality certificate no baseline can produce. We report honestly the three trade-offs RC2 accepts to earn its certificate – lower r</w:t>
+      </w:r>
+      <w:r>
+        <w:rPr>
+          <w:sz w:val="16"/>
+          <w:vertAlign w:val="superscript"/>
+        </w:rPr>
+        <w:t>*</w:t>
+      </w:r>
+      <w:r>
+        <w:rPr>
+          <w:sz w:val="20"/>
+        </w:rPr>
+        <w:t xml:space="preserve"> than Greedy-BiDir (which sacrifices burn protection), lower early-intercept% and detection coverage% (offset by zero burn) – and identify four open problems (Q-med/r</w:t>
+      </w:r>
+      <w:r>
+        <w:rPr>
+          <w:sz w:val="16"/>
+          <w:vertAlign w:val="superscript"/>
+        </w:rPr>
+        <w:t>*</w:t>
+      </w:r>
+      <w:r>
+        <w:rPr>
+          <w:sz w:val="20"/>
+        </w:rPr>
+        <w:t xml:space="preserve"> Pareto frontier, continuous Θ, Stackelberg-adaptive attacker, and empirical LPO calibration) that constitute a clear agenda for follow-on work. We additionally introduce the LLM-as-Persona-Oracle (LPO) extension – a formally specified algorithm that inserts a large language model as a semantic reasoning layer between STIX/TAXII ingestion and the persona-prior update, closing the unnamed-persona gap that structured signals cannot address. We argue the combination of a provable worst-case guarantee, honest trade-off accounting, live-network validation, and a formally grounded LLM integration pathway is what distinguishes this formulation from prior heuristic and game-theoretic deception placement work.</w:t>
+      </w:r>
+    </w:p>
+    <w:p>
+      <w:r>
+        <w:br w:type="page"/>
+      </w:r>
+    </w:p>
+    <w:p>
+      <w:r>
+        <w:rPr>
+          <w:b/>
+          <w:sz w:val="18"/>
+        </w:rPr>
+        <w:lastRenderedPageBreak/>
+        <w:t xml:space="preserve">Figure 1: </w:t>
+      </w:r>
+      <w:r>
+        <w:rPr>
+          <w:sz w:val="18"/>
+        </w:rPr>
+        <w:t>Twelve-panel dissertation metric comparison (Scale=XLarge, |K|=8, |Z|=5, H=4, |P|=4, |A|=500). Top-left: certified worst-case floor r</w:t>
+      </w:r>
+      <w:r>
+        <w:rPr>
+          <w:sz w:val="16"/>
+          <w:vertAlign w:val="superscript"/>
+        </w:rPr>
+        <w:t>*</w:t>
+      </w:r>
+      <w:r>
+        <w:rPr>
+          <w:sz w:val="18"/>
+        </w:rPr>
+        <w:t xml:space="preserve"> = minΘ Qk(x). RC2 achieves the only D5 optimality certificate and covers all 18 ATT&amp;CK techniques. Top-right: per-scenario Qk(x) across θlow,med,high,burst – every solver collapses at θburst, where the discovery threshold floors to one slot and only ATT&amp;CK technique/family breadth (L2) survives. Rows 2–3: technique/family breadth (RC2 uniquely covers all 18), path persistence, early-intercept rate, and asset-slot coverage. Row 4: discovery-burn rates (RC2 alone at 0%) and objective decomposition confirming L4 (prevention, ×1000) dominates the stacked score. Row 5: Section-G force-multiplier ratio (FM-avg=2.01×, FM-max=2.54×) and its preservation under rising persona-prior amplification.</w:t>
+      </w:r>
+    </w:p>
+    <w:p>
+      <w:pPr>
+        <w:spacing w:before="160"/>
+        <w:jc w:val="center"/>
+      </w:pPr>
+    </w:p>
+    <w:p>
+      <w:pPr>
+        <w:pStyle w:val="Heading1"/>
+        <w:spacing w:before="200" w:after="80"/>
+      </w:pPr>
+      <w:r>
+        <w:t>References</w:t>
+      </w:r>
+    </w:p>
+    <w:p>
+      <w:pPr>
         <w:spacing w:after="60"/>
         <w:ind w:left="283" w:hanging="283"/>
       </w:pPr>
@@ -4553,6 +5275,7 @@
         <w:rPr>
           <w:sz w:val="18"/>
         </w:rPr>
+        <w:lastRenderedPageBreak/>
         <w:t>[23] Q. Zhu and T. Başar, “Game-theoretic approach to feedback-driven multi-stage moving target defense,” in Proc. GameSec, LNCS vol. 8252, Springer, 2013.</w:t>
       </w:r>
     </w:p>
@@ -4601,7 +5324,6 @@
         <w:rPr>
           <w:sz w:val="18"/>
         </w:rPr>
-        <w:lastRenderedPageBreak/>
         <w:t>[27] F. Wilcoxon, “Individual comparisons by ranking methods,” Biometrics Bulletin, vol. 1, no. 6, pp. 80–83, Dec. 1945.</w:t>
       </w:r>
     </w:p>
